--- a/docs/RCPVMS_인수인계.docx
+++ b/docs/RCPVMS_인수인계.docx
@@ -652,7 +652,7 @@
         <w:pStyle w:val="Heading1"/>
       </w:pPr>
       <w:r>
-        <w:t xml:space="preserve">2. 기술 스택</w:t>
+        <w:t xml:space="preserve">2. 주요 기능 상세</w:t>
       </w:r>
     </w:p>
     <w:p>
@@ -660,7 +660,2496 @@
         <w:pStyle w:val="Heading2"/>
       </w:pPr>
       <w:r>
-        <w:t xml:space="preserve">2.1 Frontend / Desktop</w:t>
+        <w:t xml:space="preserve">2.1 앙상블 분석</w:t>
+      </w:r>
+    </w:p>
+    <w:p>
+      <w:r>
+        <w:t xml:space="preserve">RCPVMS BIN 파일의 진동 데이터를 ResNet18 + CNN1D 앙상블 AI 모델로 분석하여 펌프 상태(정상/이상)를 자동으로 판정한다.</w:t>
+      </w:r>
+    </w:p>
+    <w:p>
+      <w:r>
+        <w:t xml:space="preserve"/>
+      </w:r>
+    </w:p>
+    <w:p>
+      <w:r>
+        <w:rPr>
+          <w:b/>
+          <w:bCs/>
+        </w:rPr>
+        <w:t xml:space="preserve">사용자 동작 흐름:</w:t>
+      </w:r>
+    </w:p>
+    <w:p>
+      <w:pPr>
+        <w:pStyle w:val="ListParagraph"/>
+        <w:numPr>
+          <w:ilvl w:val="0"/>
+          <w:numId w:val="3"/>
+        </w:numPr>
+      </w:pPr>
+      <w:r>
+        <w:t xml:space="preserve">화면 상단에서 단일 파일 분석 또는 배치 분석 모드를 선택한다.</w:t>
+      </w:r>
+    </w:p>
+    <w:p>
+      <w:pPr>
+        <w:pStyle w:val="ListParagraph"/>
+        <w:numPr>
+          <w:ilvl w:val="0"/>
+          <w:numId w:val="3"/>
+        </w:numPr>
+      </w:pPr>
+      <w:r>
+        <w:t xml:space="preserve">(단일 모드) BIN 파일을 선택하면 파일 정보가 표시된다. 분석 실행 버튼을 누르면 판정이 시작된다.</w:t>
+      </w:r>
+    </w:p>
+    <w:p>
+      <w:pPr>
+        <w:pStyle w:val="ListParagraph"/>
+        <w:numPr>
+          <w:ilvl w:val="0"/>
+          <w:numId w:val="3"/>
+        </w:numPr>
+      </w:pPr>
+      <w:r>
+        <w:t xml:space="preserve">(배치 모드) 여러 BIN 파일을 추가하고 병렬 처리 수준(1~4)을 설정한 뒤 일괄 분석을 실행한다.</w:t>
+      </w:r>
+    </w:p>
+    <w:p>
+      <w:pPr>
+        <w:pStyle w:val="ListParagraph"/>
+        <w:numPr>
+          <w:ilvl w:val="0"/>
+          <w:numId w:val="3"/>
+        </w:numPr>
+      </w:pPr>
+      <w:r>
+        <w:t xml:space="preserve">분석 완료 후 판정 결과(정상 / 이상 유형 / OOD)와 GradCAM / IG 시각화 이미지를 확인한다.</w:t>
+      </w:r>
+    </w:p>
+    <w:p>
+      <w:pPr>
+        <w:pStyle w:val="ListParagraph"/>
+        <w:numPr>
+          <w:ilvl w:val="0"/>
+          <w:numId w:val="3"/>
+        </w:numPr>
+      </w:pPr>
+      <w:r>
+        <w:t xml:space="preserve">배치 모드에서는 각 파일 결과가 아코디언 목록으로 표시되며, 항목을 클릭하면 상세 결과가 펼쳐진다.</w:t>
+      </w:r>
+    </w:p>
+    <w:p>
+      <w:r>
+        <w:t xml:space="preserve"/>
+      </w:r>
+    </w:p>
+    <w:p>
+      <w:r>
+        <w:rPr>
+          <w:b/>
+          <w:bCs/>
+        </w:rPr>
+        <w:t xml:space="preserve">판정 결과 종류:</w:t>
+      </w:r>
+    </w:p>
+    <w:p>
+      <w:pPr>
+        <w:pStyle w:val="ListParagraph"/>
+        <w:numPr>
+          <w:ilvl w:val="0"/>
+          <w:numId w:val="2"/>
+        </w:numPr>
+      </w:pPr>
+      <w:r>
+        <w:t xml:space="preserve">normal: 정상 상태</w:t>
+      </w:r>
+    </w:p>
+    <w:p>
+      <w:pPr>
+        <w:pStyle w:val="ListParagraph"/>
+        <w:numPr>
+          <w:ilvl w:val="0"/>
+          <w:numId w:val="2"/>
+        </w:numPr>
+      </w:pPr>
+      <w:r>
+        <w:t xml:space="preserve">abnormal_typeA / abnormal_typeB / abnormal_typeC: 이상 유형별 분류</w:t>
+      </w:r>
+    </w:p>
+    <w:p>
+      <w:pPr>
+        <w:pStyle w:val="ListParagraph"/>
+        <w:numPr>
+          <w:ilvl w:val="0"/>
+          <w:numId w:val="2"/>
+        </w:numPr>
+      </w:pPr>
+      <w:r>
+        <w:t xml:space="preserve">unknown_abnormal: OOD 판정 — 모달리티 불일치(TV Distance &gt; 0.30) 또는 저신뢰도(max_conf &lt; 0.70)</w:t>
+      </w:r>
+    </w:p>
+    <w:p>
+      <w:r>
+        <w:t xml:space="preserve"/>
+      </w:r>
+    </w:p>
+    <w:p>
+      <w:r>
+        <w:rPr>
+          <w:b/>
+          <w:bCs/>
+        </w:rPr>
+        <w:t xml:space="preserve">소스 코드 구조:</w:t>
+      </w:r>
+    </w:p>
+    <w:p>
+      <w:r>
+        <w:t xml:space="preserve"/>
+      </w:r>
+    </w:p>
+    <w:tbl>
+      <w:tblPr>
+        <w:tblW w:type="dxa" w:w="9360"/>
+        <w:tblBorders>
+          <w:top w:val="single" w:color="auto" w:sz="4"/>
+          <w:left w:val="single" w:color="auto" w:sz="4"/>
+          <w:bottom w:val="single" w:color="auto" w:sz="4"/>
+          <w:right w:val="single" w:color="auto" w:sz="4"/>
+          <w:insideH w:val="single" w:color="auto" w:sz="4"/>
+          <w:insideV w:val="single" w:color="auto" w:sz="4"/>
+        </w:tblBorders>
+        <w:tblCellMar>
+          <w:top w:type="dxa" w:w="80"/>
+          <w:left w:type="dxa" w:w="160"/>
+          <w:bottom w:type="dxa" w:w="80"/>
+          <w:right w:type="dxa" w:w="160"/>
+        </w:tblCellMar>
+      </w:tblPr>
+      <w:tblGrid>
+        <w:gridCol w:w="3120"/>
+        <w:gridCol w:w="6240"/>
+      </w:tblGrid>
+      <w:tr>
+        <w:trPr>
+          <w:tblHeader/>
+        </w:trPr>
+        <w:tc>
+          <w:tcPr>
+            <w:tcBorders>
+              <w:top w:val="single" w:color="CCCCCC" w:sz="1"/>
+              <w:left w:val="single" w:color="CCCCCC" w:sz="1"/>
+              <w:bottom w:val="single" w:color="CCCCCC" w:sz="1"/>
+              <w:right w:val="single" w:color="CCCCCC" w:sz="1"/>
+            </w:tcBorders>
+            <w:shd w:fill="1F4E79" w:val="clear"/>
+            <w:vAlign w:val="center"/>
+          </w:tcPr>
+          <w:p>
+            <w:r>
+              <w:rPr>
+                <w:b/>
+                <w:bCs/>
+                <w:color w:val="FFFFFF"/>
+                <w:sz w:val="20"/>
+                <w:szCs w:val="20"/>
+              </w:rPr>
+              <w:t xml:space="preserve">구성 요소</w:t>
+            </w:r>
+          </w:p>
+        </w:tc>
+        <w:tc>
+          <w:tcPr>
+            <w:tcBorders>
+              <w:top w:val="single" w:color="CCCCCC" w:sz="1"/>
+              <w:left w:val="single" w:color="CCCCCC" w:sz="1"/>
+              <w:bottom w:val="single" w:color="CCCCCC" w:sz="1"/>
+              <w:right w:val="single" w:color="CCCCCC" w:sz="1"/>
+            </w:tcBorders>
+            <w:shd w:fill="1F4E79" w:val="clear"/>
+            <w:vAlign w:val="center"/>
+          </w:tcPr>
+          <w:p>
+            <w:r>
+              <w:rPr>
+                <w:b/>
+                <w:bCs/>
+                <w:color w:val="FFFFFF"/>
+                <w:sz w:val="20"/>
+                <w:szCs w:val="20"/>
+              </w:rPr>
+              <w:t xml:space="preserve">역할 / 경로</w:t>
+            </w:r>
+          </w:p>
+        </w:tc>
+      </w:tr>
+      <w:tr>
+        <w:tc>
+          <w:tcPr>
+            <w:tcBorders>
+              <w:top w:val="single" w:color="CCCCCC" w:sz="1"/>
+              <w:left w:val="single" w:color="CCCCCC" w:sz="1"/>
+              <w:bottom w:val="single" w:color="CCCCCC" w:sz="1"/>
+              <w:right w:val="single" w:color="CCCCCC" w:sz="1"/>
+            </w:tcBorders>
+            <w:shd w:fill="D6E4F0" w:val="clear"/>
+          </w:tcPr>
+          <w:p>
+            <w:r>
+              <w:rPr>
+                <w:b/>
+                <w:bCs/>
+                <w:sz w:val="20"/>
+                <w:szCs w:val="20"/>
+              </w:rPr>
+              <w:t xml:space="preserve">진입 컴포넌트</w:t>
+            </w:r>
+          </w:p>
+        </w:tc>
+        <w:tc>
+          <w:tcPr>
+            <w:tcBorders>
+              <w:top w:val="single" w:color="CCCCCC" w:sz="1"/>
+              <w:left w:val="single" w:color="CCCCCC" w:sz="1"/>
+              <w:bottom w:val="single" w:color="CCCCCC" w:sz="1"/>
+              <w:right w:val="single" w:color="CCCCCC" w:sz="1"/>
+            </w:tcBorders>
+            <w:shd w:fill="FFFFFF" w:val="clear"/>
+          </w:tcPr>
+          <w:p>
+            <w:r>
+              <w:rPr>
+                <w:sz w:val="20"/>
+                <w:szCs w:val="20"/>
+              </w:rPr>
+              <w:t xml:space="preserve">src/renderer/src/components/ModelInference.jsx</w:t>
+            </w:r>
+          </w:p>
+        </w:tc>
+      </w:tr>
+      <w:tr>
+        <w:tc>
+          <w:tcPr>
+            <w:tcBorders>
+              <w:top w:val="single" w:color="CCCCCC" w:sz="1"/>
+              <w:left w:val="single" w:color="CCCCCC" w:sz="1"/>
+              <w:bottom w:val="single" w:color="CCCCCC" w:sz="1"/>
+              <w:right w:val="single" w:color="CCCCCC" w:sz="1"/>
+            </w:tcBorders>
+            <w:shd w:fill="D6E4F0" w:val="clear"/>
+          </w:tcPr>
+          <w:p>
+            <w:r>
+              <w:rPr>
+                <w:b/>
+                <w:bCs/>
+                <w:sz w:val="20"/>
+                <w:szCs w:val="20"/>
+              </w:rPr>
+              <w:t xml:space="preserve">공통 레이아웃</w:t>
+            </w:r>
+          </w:p>
+        </w:tc>
+        <w:tc>
+          <w:tcPr>
+            <w:tcBorders>
+              <w:top w:val="single" w:color="CCCCCC" w:sz="1"/>
+              <w:left w:val="single" w:color="CCCCCC" w:sz="1"/>
+              <w:bottom w:val="single" w:color="CCCCCC" w:sz="1"/>
+              <w:right w:val="single" w:color="CCCCCC" w:sz="1"/>
+            </w:tcBorders>
+            <w:shd w:fill="F5F9FF" w:val="clear"/>
+          </w:tcPr>
+          <w:p>
+            <w:r>
+              <w:rPr>
+                <w:sz w:val="20"/>
+                <w:szCs w:val="20"/>
+              </w:rPr>
+              <w:t xml:space="preserve">shared/AnalysisModeLayout.jsx (MAEAnalysis와 공유)</w:t>
+            </w:r>
+          </w:p>
+        </w:tc>
+      </w:tr>
+      <w:tr>
+        <w:tc>
+          <w:tcPr>
+            <w:tcBorders>
+              <w:top w:val="single" w:color="CCCCCC" w:sz="1"/>
+              <w:left w:val="single" w:color="CCCCCC" w:sz="1"/>
+              <w:bottom w:val="single" w:color="CCCCCC" w:sz="1"/>
+              <w:right w:val="single" w:color="CCCCCC" w:sz="1"/>
+            </w:tcBorders>
+            <w:shd w:fill="D6E4F0" w:val="clear"/>
+          </w:tcPr>
+          <w:p>
+            <w:r>
+              <w:rPr>
+                <w:b/>
+                <w:bCs/>
+                <w:sz w:val="20"/>
+                <w:szCs w:val="20"/>
+              </w:rPr>
+              <w:t xml:space="preserve">상태/핸들러 훅</w:t>
+            </w:r>
+          </w:p>
+        </w:tc>
+        <w:tc>
+          <w:tcPr>
+            <w:tcBorders>
+              <w:top w:val="single" w:color="CCCCCC" w:sz="1"/>
+              <w:left w:val="single" w:color="CCCCCC" w:sz="1"/>
+              <w:bottom w:val="single" w:color="CCCCCC" w:sz="1"/>
+              <w:right w:val="single" w:color="CCCCCC" w:sz="1"/>
+            </w:tcBorders>
+            <w:shd w:fill="FFFFFF" w:val="clear"/>
+          </w:tcPr>
+          <w:p>
+            <w:r>
+              <w:rPr>
+                <w:sz w:val="20"/>
+                <w:szCs w:val="20"/>
+              </w:rPr>
+              <w:t xml:space="preserve">hooks/useAnalysisController.js — 배치 상태, 파일 추가/삭제, 병렬 실행 관리</w:t>
+            </w:r>
+          </w:p>
+        </w:tc>
+      </w:tr>
+      <w:tr>
+        <w:tc>
+          <w:tcPr>
+            <w:tcBorders>
+              <w:top w:val="single" w:color="CCCCCC" w:sz="1"/>
+              <w:left w:val="single" w:color="CCCCCC" w:sz="1"/>
+              <w:bottom w:val="single" w:color="CCCCCC" w:sz="1"/>
+              <w:right w:val="single" w:color="CCCCCC" w:sz="1"/>
+            </w:tcBorders>
+            <w:shd w:fill="D6E4F0" w:val="clear"/>
+          </w:tcPr>
+          <w:p>
+            <w:r>
+              <w:rPr>
+                <w:b/>
+                <w:bCs/>
+                <w:sz w:val="20"/>
+                <w:szCs w:val="20"/>
+              </w:rPr>
+              <w:t xml:space="preserve">병렬 수준 선택</w:t>
+            </w:r>
+          </w:p>
+        </w:tc>
+        <w:tc>
+          <w:tcPr>
+            <w:tcBorders>
+              <w:top w:val="single" w:color="CCCCCC" w:sz="1"/>
+              <w:left w:val="single" w:color="CCCCCC" w:sz="1"/>
+              <w:bottom w:val="single" w:color="CCCCCC" w:sz="1"/>
+              <w:right w:val="single" w:color="CCCCCC" w:sz="1"/>
+            </w:tcBorders>
+            <w:shd w:fill="F5F9FF" w:val="clear"/>
+          </w:tcPr>
+          <w:p>
+            <w:r>
+              <w:rPr>
+                <w:sz w:val="20"/>
+                <w:szCs w:val="20"/>
+              </w:rPr>
+              <w:t xml:space="preserve">hooks/useConcurrencySelector.js — 수준 state + setConcurrencyLevel IPC 호출</w:t>
+            </w:r>
+          </w:p>
+        </w:tc>
+      </w:tr>
+      <w:tr>
+        <w:tc>
+          <w:tcPr>
+            <w:tcBorders>
+              <w:top w:val="single" w:color="CCCCCC" w:sz="1"/>
+              <w:left w:val="single" w:color="CCCCCC" w:sz="1"/>
+              <w:bottom w:val="single" w:color="CCCCCC" w:sz="1"/>
+              <w:right w:val="single" w:color="CCCCCC" w:sz="1"/>
+            </w:tcBorders>
+            <w:shd w:fill="D6E4F0" w:val="clear"/>
+          </w:tcPr>
+          <w:p>
+            <w:r>
+              <w:rPr>
+                <w:b/>
+                <w:bCs/>
+                <w:sz w:val="20"/>
+                <w:szCs w:val="20"/>
+              </w:rPr>
+              <w:t xml:space="preserve">판정 라벨 렌더링</w:t>
+            </w:r>
+          </w:p>
+        </w:tc>
+        <w:tc>
+          <w:tcPr>
+            <w:tcBorders>
+              <w:top w:val="single" w:color="CCCCCC" w:sz="1"/>
+              <w:left w:val="single" w:color="CCCCCC" w:sz="1"/>
+              <w:bottom w:val="single" w:color="CCCCCC" w:sz="1"/>
+              <w:right w:val="single" w:color="CCCCCC" w:sz="1"/>
+            </w:tcBorders>
+            <w:shd w:fill="FFFFFF" w:val="clear"/>
+          </w:tcPr>
+          <w:p>
+            <w:r>
+              <w:rPr>
+                <w:sz w:val="20"/>
+                <w:szCs w:val="20"/>
+              </w:rPr>
+              <w:t xml:space="preserve">utils/labelStrategies.jsx (ensemble 전략 — final_label 기반)</w:t>
+            </w:r>
+          </w:p>
+        </w:tc>
+      </w:tr>
+      <w:tr>
+        <w:tc>
+          <w:tcPr>
+            <w:tcBorders>
+              <w:top w:val="single" w:color="CCCCCC" w:sz="1"/>
+              <w:left w:val="single" w:color="CCCCCC" w:sz="1"/>
+              <w:bottom w:val="single" w:color="CCCCCC" w:sz="1"/>
+              <w:right w:val="single" w:color="CCCCCC" w:sz="1"/>
+            </w:tcBorders>
+            <w:shd w:fill="D6E4F0" w:val="clear"/>
+          </w:tcPr>
+          <w:p>
+            <w:r>
+              <w:rPr>
+                <w:b/>
+                <w:bCs/>
+                <w:sz w:val="20"/>
+                <w:szCs w:val="20"/>
+              </w:rPr>
+              <w:t xml:space="preserve">IPC 명령</w:t>
+            </w:r>
+          </w:p>
+        </w:tc>
+        <w:tc>
+          <w:tcPr>
+            <w:tcBorders>
+              <w:top w:val="single" w:color="CCCCCC" w:sz="1"/>
+              <w:left w:val="single" w:color="CCCCCC" w:sz="1"/>
+              <w:bottom w:val="single" w:color="CCCCCC" w:sz="1"/>
+              <w:right w:val="single" w:color="CCCCCC" w:sz="1"/>
+            </w:tcBorders>
+            <w:shd w:fill="F5F9FF" w:val="clear"/>
+          </w:tcPr>
+          <w:p>
+            <w:r>
+              <w:rPr>
+                <w:sz w:val="20"/>
+                <w:szCs w:val="20"/>
+              </w:rPr>
+              <w:t xml:space="preserve">analyze → pythonService.ts → inference_daemon.py</w:t>
+            </w:r>
+          </w:p>
+        </w:tc>
+      </w:tr>
+      <w:tr>
+        <w:tc>
+          <w:tcPr>
+            <w:tcBorders>
+              <w:top w:val="single" w:color="CCCCCC" w:sz="1"/>
+              <w:left w:val="single" w:color="CCCCCC" w:sz="1"/>
+              <w:bottom w:val="single" w:color="CCCCCC" w:sz="1"/>
+              <w:right w:val="single" w:color="CCCCCC" w:sz="1"/>
+            </w:tcBorders>
+            <w:shd w:fill="D6E4F0" w:val="clear"/>
+          </w:tcPr>
+          <w:p>
+            <w:r>
+              <w:rPr>
+                <w:b/>
+                <w:bCs/>
+                <w:sz w:val="20"/>
+                <w:szCs w:val="20"/>
+              </w:rPr>
+              <w:t xml:space="preserve">Python 처리</w:t>
+            </w:r>
+          </w:p>
+        </w:tc>
+        <w:tc>
+          <w:tcPr>
+            <w:tcBorders>
+              <w:top w:val="single" w:color="CCCCCC" w:sz="1"/>
+              <w:left w:val="single" w:color="CCCCCC" w:sz="1"/>
+              <w:bottom w:val="single" w:color="CCCCCC" w:sz="1"/>
+              <w:right w:val="single" w:color="CCCCCC" w:sz="1"/>
+            </w:tcBorders>
+            <w:shd w:fill="FFFFFF" w:val="clear"/>
+          </w:tcPr>
+          <w:p>
+            <w:r>
+              <w:rPr>
+                <w:sz w:val="20"/>
+                <w:szCs w:val="20"/>
+              </w:rPr>
+              <w:t xml:space="preserve">infer_resnet_None.py (ResNet18 + GradCAM) + train_1d_cnn.py (OrbitCNN1D) → 앙상블 → OOD 판정</w:t>
+            </w:r>
+          </w:p>
+        </w:tc>
+      </w:tr>
+      <w:tr>
+        <w:tc>
+          <w:tcPr>
+            <w:tcBorders>
+              <w:top w:val="single" w:color="CCCCCC" w:sz="1"/>
+              <w:left w:val="single" w:color="CCCCCC" w:sz="1"/>
+              <w:bottom w:val="single" w:color="CCCCCC" w:sz="1"/>
+              <w:right w:val="single" w:color="CCCCCC" w:sz="1"/>
+            </w:tcBorders>
+            <w:shd w:fill="D6E4F0" w:val="clear"/>
+          </w:tcPr>
+          <w:p>
+            <w:r>
+              <w:rPr>
+                <w:b/>
+                <w:bCs/>
+                <w:sz w:val="20"/>
+                <w:szCs w:val="20"/>
+              </w:rPr>
+              <w:t xml:space="preserve">앙상블 설정</w:t>
+            </w:r>
+          </w:p>
+        </w:tc>
+        <w:tc>
+          <w:tcPr>
+            <w:tcBorders>
+              <w:top w:val="single" w:color="CCCCCC" w:sz="1"/>
+              <w:left w:val="single" w:color="CCCCCC" w:sz="1"/>
+              <w:bottom w:val="single" w:color="CCCCCC" w:sz="1"/>
+              <w:right w:val="single" w:color="CCCCCC" w:sz="1"/>
+            </w:tcBorders>
+            <w:shd w:fill="F5F9FF" w:val="clear"/>
+          </w:tcPr>
+          <w:p>
+            <w:r>
+              <w:rPr>
+                <w:sz w:val="20"/>
+                <w:szCs w:val="20"/>
+              </w:rPr>
+              <w:t xml:space="preserve">python/ensemble_config.json (가중치, OOD 임계값)</w:t>
+            </w:r>
+          </w:p>
+        </w:tc>
+      </w:tr>
+    </w:tbl>
+    <w:p>
+      <w:r>
+        <w:t xml:space="preserve"/>
+      </w:r>
+    </w:p>
+    <w:p>
+      <w:pPr>
+        <w:pStyle w:val="Heading2"/>
+      </w:pPr>
+      <w:r>
+        <w:t xml:space="preserve">2.2 MAE 분석</w:t>
+      </w:r>
+    </w:p>
+    <w:p>
+      <w:r>
+        <w:t xml:space="preserve">Masked Autoencoder(MAE) 모델의 재구성 오차를 기반으로 진동 신호의 이상 여부를 탐지한다. 2단계 슬라이딩 윈도우 방식으로 최적 분석 구간을 자동 선정한다.</w:t>
+      </w:r>
+    </w:p>
+    <w:p>
+      <w:r>
+        <w:t xml:space="preserve"/>
+      </w:r>
+    </w:p>
+    <w:p>
+      <w:r>
+        <w:rPr>
+          <w:b/>
+          <w:bCs/>
+        </w:rPr>
+        <w:t xml:space="preserve">사용자 동작 흐름:</w:t>
+      </w:r>
+    </w:p>
+    <w:p>
+      <w:pPr>
+        <w:pStyle w:val="ListParagraph"/>
+        <w:numPr>
+          <w:ilvl w:val="0"/>
+          <w:numId w:val="4"/>
+        </w:numPr>
+      </w:pPr>
+      <w:r>
+        <w:t xml:space="preserve">단일 파일 분석 또는 배치 분석 모드를 선택한다.</w:t>
+      </w:r>
+    </w:p>
+    <w:p>
+      <w:pPr>
+        <w:pStyle w:val="ListParagraph"/>
+        <w:numPr>
+          <w:ilvl w:val="0"/>
+          <w:numId w:val="4"/>
+        </w:numPr>
+      </w:pPr>
+      <w:r>
+        <w:t xml:space="preserve">BIN 파일을 선택하고 분석 실행 버튼을 누른다.</w:t>
+      </w:r>
+    </w:p>
+    <w:p>
+      <w:pPr>
+        <w:pStyle w:val="ListParagraph"/>
+        <w:numPr>
+          <w:ilvl w:val="0"/>
+          <w:numId w:val="4"/>
+        </w:numPr>
+      </w:pPr>
+      <w:r>
+        <w:t xml:space="preserve">Stage 1(슬라이딩 윈도우 전체 스윕 → 최고 점수 윈도우 선정)이 완료된 후 Stage 2(선정 윈도우 정밀 재평가, n_eval=10)가 진행된다.</w:t>
+      </w:r>
+    </w:p>
+    <w:p>
+      <w:pPr>
+        <w:pStyle w:val="ListParagraph"/>
+        <w:numPr>
+          <w:ilvl w:val="0"/>
+          <w:numId w:val="4"/>
+        </w:numPr>
+      </w:pPr>
+      <w:r>
+        <w:t xml:space="preserve">분석 완료 후 1D 재구성 오차 점수, Spectral 오차 점수, 최종 판정(정상/이상)을 확인한다.</w:t>
+      </w:r>
+    </w:p>
+    <w:p>
+      <w:r>
+        <w:t xml:space="preserve"/>
+      </w:r>
+    </w:p>
+    <w:p>
+      <w:r>
+        <w:rPr>
+          <w:b/>
+          <w:bCs/>
+        </w:rPr>
+        <w:t xml:space="preserve">판정 로직:</w:t>
+      </w:r>
+    </w:p>
+    <w:p>
+      <w:pPr>
+        <w:pStyle w:val="ListParagraph"/>
+        <w:numPr>
+          <w:ilvl w:val="0"/>
+          <w:numId w:val="2"/>
+        </w:numPr>
+      </w:pPr>
+      <w:r>
+        <w:t xml:space="preserve">OR 조건: (score_1d &gt; threshold_1d) OR (score_spec &gt; threshold_spec) 중 하나라도 초과 시 이상으로 판정</w:t>
+      </w:r>
+    </w:p>
+    <w:p>
+      <w:pPr>
+        <w:pStyle w:val="ListParagraph"/>
+        <w:numPr>
+          <w:ilvl w:val="0"/>
+          <w:numId w:val="2"/>
+        </w:numPr>
+      </w:pPr>
+      <w:r>
+        <w:t xml:space="preserve">임계값 설정: python/mae_config.json</w:t>
+      </w:r>
+    </w:p>
+    <w:p>
+      <w:r>
+        <w:t xml:space="preserve"/>
+      </w:r>
+    </w:p>
+    <w:p>
+      <w:r>
+        <w:rPr>
+          <w:b/>
+          <w:bCs/>
+        </w:rPr>
+        <w:t xml:space="preserve">소스 코드 구조:</w:t>
+      </w:r>
+    </w:p>
+    <w:p>
+      <w:r>
+        <w:t xml:space="preserve"/>
+      </w:r>
+    </w:p>
+    <w:tbl>
+      <w:tblPr>
+        <w:tblW w:type="dxa" w:w="9360"/>
+        <w:tblBorders>
+          <w:top w:val="single" w:color="auto" w:sz="4"/>
+          <w:left w:val="single" w:color="auto" w:sz="4"/>
+          <w:bottom w:val="single" w:color="auto" w:sz="4"/>
+          <w:right w:val="single" w:color="auto" w:sz="4"/>
+          <w:insideH w:val="single" w:color="auto" w:sz="4"/>
+          <w:insideV w:val="single" w:color="auto" w:sz="4"/>
+        </w:tblBorders>
+        <w:tblCellMar>
+          <w:top w:type="dxa" w:w="80"/>
+          <w:left w:type="dxa" w:w="160"/>
+          <w:bottom w:type="dxa" w:w="80"/>
+          <w:right w:type="dxa" w:w="160"/>
+        </w:tblCellMar>
+      </w:tblPr>
+      <w:tblGrid>
+        <w:gridCol w:w="3120"/>
+        <w:gridCol w:w="6240"/>
+      </w:tblGrid>
+      <w:tr>
+        <w:trPr>
+          <w:tblHeader/>
+        </w:trPr>
+        <w:tc>
+          <w:tcPr>
+            <w:tcBorders>
+              <w:top w:val="single" w:color="CCCCCC" w:sz="1"/>
+              <w:left w:val="single" w:color="CCCCCC" w:sz="1"/>
+              <w:bottom w:val="single" w:color="CCCCCC" w:sz="1"/>
+              <w:right w:val="single" w:color="CCCCCC" w:sz="1"/>
+            </w:tcBorders>
+            <w:shd w:fill="1F4E79" w:val="clear"/>
+            <w:vAlign w:val="center"/>
+          </w:tcPr>
+          <w:p>
+            <w:r>
+              <w:rPr>
+                <w:b/>
+                <w:bCs/>
+                <w:color w:val="FFFFFF"/>
+                <w:sz w:val="20"/>
+                <w:szCs w:val="20"/>
+              </w:rPr>
+              <w:t xml:space="preserve">구성 요소</w:t>
+            </w:r>
+          </w:p>
+        </w:tc>
+        <w:tc>
+          <w:tcPr>
+            <w:tcBorders>
+              <w:top w:val="single" w:color="CCCCCC" w:sz="1"/>
+              <w:left w:val="single" w:color="CCCCCC" w:sz="1"/>
+              <w:bottom w:val="single" w:color="CCCCCC" w:sz="1"/>
+              <w:right w:val="single" w:color="CCCCCC" w:sz="1"/>
+            </w:tcBorders>
+            <w:shd w:fill="1F4E79" w:val="clear"/>
+            <w:vAlign w:val="center"/>
+          </w:tcPr>
+          <w:p>
+            <w:r>
+              <w:rPr>
+                <w:b/>
+                <w:bCs/>
+                <w:color w:val="FFFFFF"/>
+                <w:sz w:val="20"/>
+                <w:szCs w:val="20"/>
+              </w:rPr>
+              <w:t xml:space="preserve">역할 / 경로</w:t>
+            </w:r>
+          </w:p>
+        </w:tc>
+      </w:tr>
+      <w:tr>
+        <w:tc>
+          <w:tcPr>
+            <w:tcBorders>
+              <w:top w:val="single" w:color="CCCCCC" w:sz="1"/>
+              <w:left w:val="single" w:color="CCCCCC" w:sz="1"/>
+              <w:bottom w:val="single" w:color="CCCCCC" w:sz="1"/>
+              <w:right w:val="single" w:color="CCCCCC" w:sz="1"/>
+            </w:tcBorders>
+            <w:shd w:fill="D6E4F0" w:val="clear"/>
+          </w:tcPr>
+          <w:p>
+            <w:r>
+              <w:rPr>
+                <w:b/>
+                <w:bCs/>
+                <w:sz w:val="20"/>
+                <w:szCs w:val="20"/>
+              </w:rPr>
+              <w:t xml:space="preserve">진입 컴포넌트</w:t>
+            </w:r>
+          </w:p>
+        </w:tc>
+        <w:tc>
+          <w:tcPr>
+            <w:tcBorders>
+              <w:top w:val="single" w:color="CCCCCC" w:sz="1"/>
+              <w:left w:val="single" w:color="CCCCCC" w:sz="1"/>
+              <w:bottom w:val="single" w:color="CCCCCC" w:sz="1"/>
+              <w:right w:val="single" w:color="CCCCCC" w:sz="1"/>
+            </w:tcBorders>
+            <w:shd w:fill="FFFFFF" w:val="clear"/>
+          </w:tcPr>
+          <w:p>
+            <w:r>
+              <w:rPr>
+                <w:sz w:val="20"/>
+                <w:szCs w:val="20"/>
+              </w:rPr>
+              <w:t xml:space="preserve">src/renderer/src/components/MAEAnalysis.jsx</w:t>
+            </w:r>
+          </w:p>
+        </w:tc>
+      </w:tr>
+      <w:tr>
+        <w:tc>
+          <w:tcPr>
+            <w:tcBorders>
+              <w:top w:val="single" w:color="CCCCCC" w:sz="1"/>
+              <w:left w:val="single" w:color="CCCCCC" w:sz="1"/>
+              <w:bottom w:val="single" w:color="CCCCCC" w:sz="1"/>
+              <w:right w:val="single" w:color="CCCCCC" w:sz="1"/>
+            </w:tcBorders>
+            <w:shd w:fill="D6E4F0" w:val="clear"/>
+          </w:tcPr>
+          <w:p>
+            <w:r>
+              <w:rPr>
+                <w:b/>
+                <w:bCs/>
+                <w:sz w:val="20"/>
+                <w:szCs w:val="20"/>
+              </w:rPr>
+              <w:t xml:space="preserve">공통 레이아웃</w:t>
+            </w:r>
+          </w:p>
+        </w:tc>
+        <w:tc>
+          <w:tcPr>
+            <w:tcBorders>
+              <w:top w:val="single" w:color="CCCCCC" w:sz="1"/>
+              <w:left w:val="single" w:color="CCCCCC" w:sz="1"/>
+              <w:bottom w:val="single" w:color="CCCCCC" w:sz="1"/>
+              <w:right w:val="single" w:color="CCCCCC" w:sz="1"/>
+            </w:tcBorders>
+            <w:shd w:fill="F5F9FF" w:val="clear"/>
+          </w:tcPr>
+          <w:p>
+            <w:r>
+              <w:rPr>
+                <w:sz w:val="20"/>
+                <w:szCs w:val="20"/>
+              </w:rPr>
+              <w:t xml:space="preserve">shared/AnalysisModeLayout.jsx (ModelInference와 동일 컴포넌트 공유)</w:t>
+            </w:r>
+          </w:p>
+        </w:tc>
+      </w:tr>
+      <w:tr>
+        <w:tc>
+          <w:tcPr>
+            <w:tcBorders>
+              <w:top w:val="single" w:color="CCCCCC" w:sz="1"/>
+              <w:left w:val="single" w:color="CCCCCC" w:sz="1"/>
+              <w:bottom w:val="single" w:color="CCCCCC" w:sz="1"/>
+              <w:right w:val="single" w:color="CCCCCC" w:sz="1"/>
+            </w:tcBorders>
+            <w:shd w:fill="D6E4F0" w:val="clear"/>
+          </w:tcPr>
+          <w:p>
+            <w:r>
+              <w:rPr>
+                <w:b/>
+                <w:bCs/>
+                <w:sz w:val="20"/>
+                <w:szCs w:val="20"/>
+              </w:rPr>
+              <w:t xml:space="preserve">판정 라벨 렌더링</w:t>
+            </w:r>
+          </w:p>
+        </w:tc>
+        <w:tc>
+          <w:tcPr>
+            <w:tcBorders>
+              <w:top w:val="single" w:color="CCCCCC" w:sz="1"/>
+              <w:left w:val="single" w:color="CCCCCC" w:sz="1"/>
+              <w:bottom w:val="single" w:color="CCCCCC" w:sz="1"/>
+              <w:right w:val="single" w:color="CCCCCC" w:sz="1"/>
+            </w:tcBorders>
+            <w:shd w:fill="FFFFFF" w:val="clear"/>
+          </w:tcPr>
+          <w:p>
+            <w:r>
+              <w:rPr>
+                <w:sz w:val="20"/>
+                <w:szCs w:val="20"/>
+              </w:rPr>
+              <w:t xml:space="preserve">utils/labelStrategies.jsx (mae 전략 — final_verdict 기반)</w:t>
+            </w:r>
+          </w:p>
+        </w:tc>
+      </w:tr>
+      <w:tr>
+        <w:tc>
+          <w:tcPr>
+            <w:tcBorders>
+              <w:top w:val="single" w:color="CCCCCC" w:sz="1"/>
+              <w:left w:val="single" w:color="CCCCCC" w:sz="1"/>
+              <w:bottom w:val="single" w:color="CCCCCC" w:sz="1"/>
+              <w:right w:val="single" w:color="CCCCCC" w:sz="1"/>
+            </w:tcBorders>
+            <w:shd w:fill="D6E4F0" w:val="clear"/>
+          </w:tcPr>
+          <w:p>
+            <w:r>
+              <w:rPr>
+                <w:b/>
+                <w:bCs/>
+                <w:sz w:val="20"/>
+                <w:szCs w:val="20"/>
+              </w:rPr>
+              <w:t xml:space="preserve">IPC 명령</w:t>
+            </w:r>
+          </w:p>
+        </w:tc>
+        <w:tc>
+          <w:tcPr>
+            <w:tcBorders>
+              <w:top w:val="single" w:color="CCCCCC" w:sz="1"/>
+              <w:left w:val="single" w:color="CCCCCC" w:sz="1"/>
+              <w:bottom w:val="single" w:color="CCCCCC" w:sz="1"/>
+              <w:right w:val="single" w:color="CCCCCC" w:sz="1"/>
+            </w:tcBorders>
+            <w:shd w:fill="F5F9FF" w:val="clear"/>
+          </w:tcPr>
+          <w:p>
+            <w:r>
+              <w:rPr>
+                <w:sz w:val="20"/>
+                <w:szCs w:val="20"/>
+              </w:rPr>
+              <w:t xml:space="preserve">mae_analyze → pythonService.ts → inference_daemon.py</w:t>
+            </w:r>
+          </w:p>
+        </w:tc>
+      </w:tr>
+      <w:tr>
+        <w:tc>
+          <w:tcPr>
+            <w:tcBorders>
+              <w:top w:val="single" w:color="CCCCCC" w:sz="1"/>
+              <w:left w:val="single" w:color="CCCCCC" w:sz="1"/>
+              <w:bottom w:val="single" w:color="CCCCCC" w:sz="1"/>
+              <w:right w:val="single" w:color="CCCCCC" w:sz="1"/>
+            </w:tcBorders>
+            <w:shd w:fill="D6E4F0" w:val="clear"/>
+          </w:tcPr>
+          <w:p>
+            <w:r>
+              <w:rPr>
+                <w:b/>
+                <w:bCs/>
+                <w:sz w:val="20"/>
+                <w:szCs w:val="20"/>
+              </w:rPr>
+              <w:t xml:space="preserve">Python 처리</w:t>
+            </w:r>
+          </w:p>
+        </w:tc>
+        <w:tc>
+          <w:tcPr>
+            <w:tcBorders>
+              <w:top w:val="single" w:color="CCCCCC" w:sz="1"/>
+              <w:left w:val="single" w:color="CCCCCC" w:sz="1"/>
+              <w:bottom w:val="single" w:color="CCCCCC" w:sz="1"/>
+              <w:right w:val="single" w:color="CCCCCC" w:sz="1"/>
+            </w:tcBorders>
+            <w:shd w:fill="FFFFFF" w:val="clear"/>
+          </w:tcPr>
+          <w:p>
+            <w:r>
+              <w:rPr>
+                <w:sz w:val="20"/>
+                <w:szCs w:val="20"/>
+              </w:rPr>
+              <w:t xml:space="preserve">model_mae.py (MAE 모델 정의 및 추론)</w:t>
+            </w:r>
+          </w:p>
+        </w:tc>
+      </w:tr>
+      <w:tr>
+        <w:tc>
+          <w:tcPr>
+            <w:tcBorders>
+              <w:top w:val="single" w:color="CCCCCC" w:sz="1"/>
+              <w:left w:val="single" w:color="CCCCCC" w:sz="1"/>
+              <w:bottom w:val="single" w:color="CCCCCC" w:sz="1"/>
+              <w:right w:val="single" w:color="CCCCCC" w:sz="1"/>
+            </w:tcBorders>
+            <w:shd w:fill="D6E4F0" w:val="clear"/>
+          </w:tcPr>
+          <w:p>
+            <w:r>
+              <w:rPr>
+                <w:b/>
+                <w:bCs/>
+                <w:sz w:val="20"/>
+                <w:szCs w:val="20"/>
+              </w:rPr>
+              <w:t xml:space="preserve">모델 파일</w:t>
+            </w:r>
+          </w:p>
+        </w:tc>
+        <w:tc>
+          <w:tcPr>
+            <w:tcBorders>
+              <w:top w:val="single" w:color="CCCCCC" w:sz="1"/>
+              <w:left w:val="single" w:color="CCCCCC" w:sz="1"/>
+              <w:bottom w:val="single" w:color="CCCCCC" w:sz="1"/>
+              <w:right w:val="single" w:color="CCCCCC" w:sz="1"/>
+            </w:tcBorders>
+            <w:shd w:fill="F5F9FF" w:val="clear"/>
+          </w:tcPr>
+          <w:p>
+            <w:r>
+              <w:rPr>
+                <w:sz w:val="20"/>
+                <w:szCs w:val="20"/>
+              </w:rPr>
+              <w:t xml:space="preserve">python/model/orbit_mae.pth</w:t>
+            </w:r>
+          </w:p>
+        </w:tc>
+      </w:tr>
+      <w:tr>
+        <w:tc>
+          <w:tcPr>
+            <w:tcBorders>
+              <w:top w:val="single" w:color="CCCCCC" w:sz="1"/>
+              <w:left w:val="single" w:color="CCCCCC" w:sz="1"/>
+              <w:bottom w:val="single" w:color="CCCCCC" w:sz="1"/>
+              <w:right w:val="single" w:color="CCCCCC" w:sz="1"/>
+            </w:tcBorders>
+            <w:shd w:fill="D6E4F0" w:val="clear"/>
+          </w:tcPr>
+          <w:p>
+            <w:r>
+              <w:rPr>
+                <w:b/>
+                <w:bCs/>
+                <w:sz w:val="20"/>
+                <w:szCs w:val="20"/>
+              </w:rPr>
+              <w:t xml:space="preserve">설정 파일</w:t>
+            </w:r>
+          </w:p>
+        </w:tc>
+        <w:tc>
+          <w:tcPr>
+            <w:tcBorders>
+              <w:top w:val="single" w:color="CCCCCC" w:sz="1"/>
+              <w:left w:val="single" w:color="CCCCCC" w:sz="1"/>
+              <w:bottom w:val="single" w:color="CCCCCC" w:sz="1"/>
+              <w:right w:val="single" w:color="CCCCCC" w:sz="1"/>
+            </w:tcBorders>
+            <w:shd w:fill="FFFFFF" w:val="clear"/>
+          </w:tcPr>
+          <w:p>
+            <w:r>
+              <w:rPr>
+                <w:sz w:val="20"/>
+                <w:szCs w:val="20"/>
+              </w:rPr>
+              <w:t xml:space="preserve">python/mae_config.json (1D/Spectral 임계값)</w:t>
+            </w:r>
+          </w:p>
+        </w:tc>
+      </w:tr>
+    </w:tbl>
+    <w:p>
+      <w:r>
+        <w:t xml:space="preserve"/>
+      </w:r>
+    </w:p>
+    <w:p>
+      <w:pPr>
+        <w:pStyle w:val="Heading2"/>
+      </w:pPr>
+      <w:r>
+        <w:t xml:space="preserve">2.3 DMD 분석</w:t>
+      </w:r>
+    </w:p>
+    <w:p>
+      <w:r>
+        <w:t xml:space="preserve">DMD 계측 장비 출력 파일을 RCPVMS BIN 포맷으로 변환하고, 변환된 파일의 궤도를 시각화한다. 화면 상단 서브탭으로 'DMD 변환'과 'BIN 궤도 뷰어' 두 기능을 전환한다.</w:t>
+      </w:r>
+    </w:p>
+    <w:p>
+      <w:r>
+        <w:t xml:space="preserve"/>
+      </w:r>
+    </w:p>
+    <w:p>
+      <w:r>
+        <w:rPr>
+          <w:b/>
+          <w:bCs/>
+        </w:rPr>
+        <w:t xml:space="preserve">[서브탭 1] DMD 변환 — 사용자 동작 흐름:</w:t>
+      </w:r>
+    </w:p>
+    <w:p>
+      <w:pPr>
+        <w:pStyle w:val="ListParagraph"/>
+        <w:numPr>
+          <w:ilvl w:val="0"/>
+          <w:numId w:val="5"/>
+        </w:numPr>
+      </w:pPr>
+      <w:r>
+        <w:t xml:space="preserve">DMD 파일을 선택하면 채널 수, 샘플링 레이트, 총 녹화 시간이 자동으로 표시된다.</w:t>
+      </w:r>
+    </w:p>
+    <w:p>
+      <w:pPr>
+        <w:pStyle w:val="ListParagraph"/>
+        <w:numPr>
+          <w:ilvl w:val="0"/>
+          <w:numId w:val="5"/>
+        </w:numPr>
+      </w:pPr>
+      <w:r>
+        <w:t xml:space="preserve">변환 버튼을 누르면 RCPVMS BIN 포맷으로 변환이 시작된다.</w:t>
+      </w:r>
+    </w:p>
+    <w:p>
+      <w:pPr>
+        <w:pStyle w:val="ListParagraph"/>
+        <w:numPr>
+          <w:ilvl w:val="0"/>
+          <w:numId w:val="5"/>
+        </w:numPr>
+      </w:pPr>
+      <w:r>
+        <w:t xml:space="preserve">변환 완료 후 출력 BIN 파일의 저장 경로가 화면에 표시된다.</w:t>
+      </w:r>
+    </w:p>
+    <w:p>
+      <w:r>
+        <w:t xml:space="preserve"/>
+      </w:r>
+    </w:p>
+    <w:p>
+      <w:r>
+        <w:rPr>
+          <w:b/>
+          <w:bCs/>
+        </w:rPr>
+        <w:t xml:space="preserve">[서브탭 1] DMD 변환 — 소스 코드 구조:</w:t>
+      </w:r>
+    </w:p>
+    <w:p>
+      <w:pPr>
+        <w:pStyle w:val="ListParagraph"/>
+        <w:numPr>
+          <w:ilvl w:val="0"/>
+          <w:numId w:val="2"/>
+        </w:numPr>
+      </w:pPr>
+      <w:r>
+        <w:t xml:space="preserve">IPC 명령: dmd_convert_to_rcpvms → inference_daemon.py → dmd_to_rcpvms.py</w:t>
+      </w:r>
+    </w:p>
+    <w:p>
+      <w:pPr>
+        <w:pStyle w:val="ListParagraph"/>
+        <w:numPr>
+          <w:ilvl w:val="0"/>
+          <w:numId w:val="2"/>
+        </w:numPr>
+      </w:pPr>
+      <w:r>
+        <w:t xml:space="preserve">출력 형식: 10초 고정 윈도우, 전체 채널 channel-major float32, 512B 헤더 + 채널 info (20B×N)</w:t>
+      </w:r>
+    </w:p>
+    <w:p>
+      <w:pPr>
+        <w:pStyle w:val="ListParagraph"/>
+        <w:numPr>
+          <w:ilvl w:val="0"/>
+          <w:numId w:val="2"/>
+        </w:numPr>
+      </w:pPr>
+      <w:r>
+        <w:t xml:space="preserve">Python 파서: dmd_parser.py (DMD 바이너리 헤더/채널 파싱)</w:t>
+      </w:r>
+    </w:p>
+    <w:p>
+      <w:r>
+        <w:t xml:space="preserve"/>
+      </w:r>
+    </w:p>
+    <w:p>
+      <w:r>
+        <w:rPr>
+          <w:b/>
+          <w:bCs/>
+        </w:rPr>
+        <w:t xml:space="preserve">[서브탭 2] BIN 궤도 뷰어 — 사용자 동작 흐름:</w:t>
+      </w:r>
+    </w:p>
+    <w:p>
+      <w:pPr>
+        <w:pStyle w:val="ListParagraph"/>
+        <w:numPr>
+          <w:ilvl w:val="0"/>
+          <w:numId w:val="6"/>
+        </w:numPr>
+      </w:pPr>
+      <w:r>
+        <w:t xml:space="preserve">변환된 BIN 파일을 선택한다.</w:t>
+      </w:r>
+    </w:p>
+    <w:p>
+      <w:pPr>
+        <w:pStyle w:val="ListParagraph"/>
+        <w:numPr>
+          <w:ilvl w:val="0"/>
+          <w:numId w:val="6"/>
+        </w:numPr>
+      </w:pPr>
+      <w:r>
+        <w:t xml:space="preserve">궤도 그리드 로드를 실행하면 RCP별 × 시간 윈도우별 썸네일 이미지가 채워진다.</w:t>
+      </w:r>
+    </w:p>
+    <w:p>
+      <w:pPr>
+        <w:pStyle w:val="ListParagraph"/>
+        <w:numPr>
+          <w:ilvl w:val="0"/>
+          <w:numId w:val="6"/>
+        </w:numPr>
+      </w:pPr>
+      <w:r>
+        <w:t xml:space="preserve">썸네일을 클릭하면 축 레이블이 포함된 256px 상세 이미지가 모달로 열린다.</w:t>
+      </w:r>
+    </w:p>
+    <w:p>
+      <w:r>
+        <w:t xml:space="preserve"/>
+      </w:r>
+    </w:p>
+    <w:p>
+      <w:r>
+        <w:rPr>
+          <w:b/>
+          <w:bCs/>
+        </w:rPr>
+        <w:t xml:space="preserve">[서브탭 2] BIN 궤도 뷰어 — 소스 코드 구조:</w:t>
+      </w:r>
+    </w:p>
+    <w:p>
+      <w:pPr>
+        <w:pStyle w:val="ListParagraph"/>
+        <w:numPr>
+          <w:ilvl w:val="0"/>
+          <w:numId w:val="2"/>
+        </w:numPr>
+      </w:pPr>
+      <w:r>
+        <w:t xml:space="preserve">IPC 흐름: rcpvms-info → 파일 메타 조회 / rcpvms-orbit → 그리드 구조 계산 / rcpvms-orbit-multi → 배치 이미지 생성</w:t>
+      </w:r>
+    </w:p>
+    <w:p>
+      <w:pPr>
+        <w:pStyle w:val="ListParagraph"/>
+        <w:numPr>
+          <w:ilvl w:val="0"/>
+          <w:numId w:val="2"/>
+        </w:numPr>
+      </w:pPr>
+      <w:r>
+        <w:t xml:space="preserve">OrbitGrid.jsx: IntersectionObserver로 뷰포트 진입 시만 이미지 요청</w:t>
+      </w:r>
+    </w:p>
+    <w:p>
+      <w:r>
+        <w:t xml:space="preserve"/>
+      </w:r>
+    </w:p>
+    <w:p>
+      <w:r>
+        <w:rPr>
+          <w:b/>
+          <w:bCs/>
+        </w:rPr>
+        <w:t xml:space="preserve">공통 컴포넌트 구조:</w:t>
+      </w:r>
+    </w:p>
+    <w:p>
+      <w:r>
+        <w:t xml:space="preserve"/>
+      </w:r>
+    </w:p>
+    <w:tbl>
+      <w:tblPr>
+        <w:tblW w:type="dxa" w:w="9360"/>
+        <w:tblBorders>
+          <w:top w:val="single" w:color="auto" w:sz="4"/>
+          <w:left w:val="single" w:color="auto" w:sz="4"/>
+          <w:bottom w:val="single" w:color="auto" w:sz="4"/>
+          <w:right w:val="single" w:color="auto" w:sz="4"/>
+          <w:insideH w:val="single" w:color="auto" w:sz="4"/>
+          <w:insideV w:val="single" w:color="auto" w:sz="4"/>
+        </w:tblBorders>
+        <w:tblCellMar>
+          <w:top w:type="dxa" w:w="80"/>
+          <w:left w:type="dxa" w:w="160"/>
+          <w:bottom w:type="dxa" w:w="80"/>
+          <w:right w:type="dxa" w:w="160"/>
+        </w:tblCellMar>
+      </w:tblPr>
+      <w:tblGrid>
+        <w:gridCol w:w="3120"/>
+        <w:gridCol w:w="6240"/>
+      </w:tblGrid>
+      <w:tr>
+        <w:trPr>
+          <w:tblHeader/>
+        </w:trPr>
+        <w:tc>
+          <w:tcPr>
+            <w:tcBorders>
+              <w:top w:val="single" w:color="CCCCCC" w:sz="1"/>
+              <w:left w:val="single" w:color="CCCCCC" w:sz="1"/>
+              <w:bottom w:val="single" w:color="CCCCCC" w:sz="1"/>
+              <w:right w:val="single" w:color="CCCCCC" w:sz="1"/>
+            </w:tcBorders>
+            <w:shd w:fill="1F4E79" w:val="clear"/>
+            <w:vAlign w:val="center"/>
+          </w:tcPr>
+          <w:p>
+            <w:r>
+              <w:rPr>
+                <w:b/>
+                <w:bCs/>
+                <w:color w:val="FFFFFF"/>
+                <w:sz w:val="20"/>
+                <w:szCs w:val="20"/>
+              </w:rPr>
+              <w:t xml:space="preserve">구성 요소</w:t>
+            </w:r>
+          </w:p>
+        </w:tc>
+        <w:tc>
+          <w:tcPr>
+            <w:tcBorders>
+              <w:top w:val="single" w:color="CCCCCC" w:sz="1"/>
+              <w:left w:val="single" w:color="CCCCCC" w:sz="1"/>
+              <w:bottom w:val="single" w:color="CCCCCC" w:sz="1"/>
+              <w:right w:val="single" w:color="CCCCCC" w:sz="1"/>
+            </w:tcBorders>
+            <w:shd w:fill="1F4E79" w:val="clear"/>
+            <w:vAlign w:val="center"/>
+          </w:tcPr>
+          <w:p>
+            <w:r>
+              <w:rPr>
+                <w:b/>
+                <w:bCs/>
+                <w:color w:val="FFFFFF"/>
+                <w:sz w:val="20"/>
+                <w:szCs w:val="20"/>
+              </w:rPr>
+              <w:t xml:space="preserve">역할 / 경로</w:t>
+            </w:r>
+          </w:p>
+        </w:tc>
+      </w:tr>
+      <w:tr>
+        <w:tc>
+          <w:tcPr>
+            <w:tcBorders>
+              <w:top w:val="single" w:color="CCCCCC" w:sz="1"/>
+              <w:left w:val="single" w:color="CCCCCC" w:sz="1"/>
+              <w:bottom w:val="single" w:color="CCCCCC" w:sz="1"/>
+              <w:right w:val="single" w:color="CCCCCC" w:sz="1"/>
+            </w:tcBorders>
+            <w:shd w:fill="D6E4F0" w:val="clear"/>
+          </w:tcPr>
+          <w:p>
+            <w:r>
+              <w:rPr>
+                <w:b/>
+                <w:bCs/>
+                <w:sz w:val="20"/>
+                <w:szCs w:val="20"/>
+              </w:rPr>
+              <w:t xml:space="preserve">진입 컴포넌트</w:t>
+            </w:r>
+          </w:p>
+        </w:tc>
+        <w:tc>
+          <w:tcPr>
+            <w:tcBorders>
+              <w:top w:val="single" w:color="CCCCCC" w:sz="1"/>
+              <w:left w:val="single" w:color="CCCCCC" w:sz="1"/>
+              <w:bottom w:val="single" w:color="CCCCCC" w:sz="1"/>
+              <w:right w:val="single" w:color="CCCCCC" w:sz="1"/>
+            </w:tcBorders>
+            <w:shd w:fill="FFFFFF" w:val="clear"/>
+          </w:tcPr>
+          <w:p>
+            <w:r>
+              <w:rPr>
+                <w:sz w:val="20"/>
+                <w:szCs w:val="20"/>
+              </w:rPr>
+              <w:t xml:space="preserve">src/renderer/src/components/DmdOrbitViewer.jsx</w:t>
+            </w:r>
+          </w:p>
+        </w:tc>
+      </w:tr>
+      <w:tr>
+        <w:tc>
+          <w:tcPr>
+            <w:tcBorders>
+              <w:top w:val="single" w:color="CCCCCC" w:sz="1"/>
+              <w:left w:val="single" w:color="CCCCCC" w:sz="1"/>
+              <w:bottom w:val="single" w:color="CCCCCC" w:sz="1"/>
+              <w:right w:val="single" w:color="CCCCCC" w:sz="1"/>
+            </w:tcBorders>
+            <w:shd w:fill="D6E4F0" w:val="clear"/>
+          </w:tcPr>
+          <w:p>
+            <w:r>
+              <w:rPr>
+                <w:b/>
+                <w:bCs/>
+                <w:sz w:val="20"/>
+                <w:szCs w:val="20"/>
+              </w:rPr>
+              <w:t xml:space="preserve">서브탭 구성</w:t>
+            </w:r>
+          </w:p>
+        </w:tc>
+        <w:tc>
+          <w:tcPr>
+            <w:tcBorders>
+              <w:top w:val="single" w:color="CCCCCC" w:sz="1"/>
+              <w:left w:val="single" w:color="CCCCCC" w:sz="1"/>
+              <w:bottom w:val="single" w:color="CCCCCC" w:sz="1"/>
+              <w:right w:val="single" w:color="CCCCCC" w:sz="1"/>
+            </w:tcBorders>
+            <w:shd w:fill="F5F9FF" w:val="clear"/>
+          </w:tcPr>
+          <w:p>
+            <w:r>
+              <w:rPr>
+                <w:sz w:val="20"/>
+                <w:szCs w:val="20"/>
+              </w:rPr>
+              <w:t xml:space="preserve">shared/SubTabNav.jsx — 서브탭 전환 네비게이션</w:t>
+            </w:r>
+          </w:p>
+        </w:tc>
+      </w:tr>
+      <w:tr>
+        <w:tc>
+          <w:tcPr>
+            <w:tcBorders>
+              <w:top w:val="single" w:color="CCCCCC" w:sz="1"/>
+              <w:left w:val="single" w:color="CCCCCC" w:sz="1"/>
+              <w:bottom w:val="single" w:color="CCCCCC" w:sz="1"/>
+              <w:right w:val="single" w:color="CCCCCC" w:sz="1"/>
+            </w:tcBorders>
+            <w:shd w:fill="D6E4F0" w:val="clear"/>
+          </w:tcPr>
+          <w:p>
+            <w:r>
+              <w:rPr>
+                <w:b/>
+                <w:bCs/>
+                <w:sz w:val="20"/>
+                <w:szCs w:val="20"/>
+              </w:rPr>
+              <w:t xml:space="preserve">각 서브탭 플로우</w:t>
+            </w:r>
+          </w:p>
+        </w:tc>
+        <w:tc>
+          <w:tcPr>
+            <w:tcBorders>
+              <w:top w:val="single" w:color="CCCCCC" w:sz="1"/>
+              <w:left w:val="single" w:color="CCCCCC" w:sz="1"/>
+              <w:bottom w:val="single" w:color="CCCCCC" w:sz="1"/>
+              <w:right w:val="single" w:color="CCCCCC" w:sz="1"/>
+            </w:tcBorders>
+            <w:shd w:fill="FFFFFF" w:val="clear"/>
+          </w:tcPr>
+          <w:p>
+            <w:r>
+              <w:rPr>
+                <w:sz w:val="20"/>
+                <w:szCs w:val="20"/>
+              </w:rPr>
+              <w:t xml:space="preserve">shared/FileOperationFlow.jsx — 파일선택→로딩→정보→파라미터→실행→결과 6단계 플로우</w:t>
+            </w:r>
+          </w:p>
+        </w:tc>
+      </w:tr>
+      <w:tr>
+        <w:tc>
+          <w:tcPr>
+            <w:tcBorders>
+              <w:top w:val="single" w:color="CCCCCC" w:sz="1"/>
+              <w:left w:val="single" w:color="CCCCCC" w:sz="1"/>
+              <w:bottom w:val="single" w:color="CCCCCC" w:sz="1"/>
+              <w:right w:val="single" w:color="CCCCCC" w:sz="1"/>
+            </w:tcBorders>
+            <w:shd w:fill="D6E4F0" w:val="clear"/>
+          </w:tcPr>
+          <w:p>
+            <w:r>
+              <w:rPr>
+                <w:b/>
+                <w:bCs/>
+                <w:sz w:val="20"/>
+                <w:szCs w:val="20"/>
+              </w:rPr>
+              <w:t xml:space="preserve">궤도 그리드</w:t>
+            </w:r>
+          </w:p>
+        </w:tc>
+        <w:tc>
+          <w:tcPr>
+            <w:tcBorders>
+              <w:top w:val="single" w:color="CCCCCC" w:sz="1"/>
+              <w:left w:val="single" w:color="CCCCCC" w:sz="1"/>
+              <w:bottom w:val="single" w:color="CCCCCC" w:sz="1"/>
+              <w:right w:val="single" w:color="CCCCCC" w:sz="1"/>
+            </w:tcBorders>
+            <w:shd w:fill="F5F9FF" w:val="clear"/>
+          </w:tcPr>
+          <w:p>
+            <w:r>
+              <w:rPr>
+                <w:sz w:val="20"/>
+                <w:szCs w:val="20"/>
+              </w:rPr>
+              <w:t xml:space="preserve">shared/OrbitGrid.jsx — IntersectionObserver + 배치 API</w:t>
+            </w:r>
+          </w:p>
+        </w:tc>
+      </w:tr>
+      <w:tr>
+        <w:tc>
+          <w:tcPr>
+            <w:tcBorders>
+              <w:top w:val="single" w:color="CCCCCC" w:sz="1"/>
+              <w:left w:val="single" w:color="CCCCCC" w:sz="1"/>
+              <w:bottom w:val="single" w:color="CCCCCC" w:sz="1"/>
+              <w:right w:val="single" w:color="CCCCCC" w:sz="1"/>
+            </w:tcBorders>
+            <w:shd w:fill="D6E4F0" w:val="clear"/>
+          </w:tcPr>
+          <w:p>
+            <w:r>
+              <w:rPr>
+                <w:b/>
+                <w:bCs/>
+                <w:sz w:val="20"/>
+                <w:szCs w:val="20"/>
+              </w:rPr>
+              <w:t xml:space="preserve">DMD 파싱</w:t>
+            </w:r>
+          </w:p>
+        </w:tc>
+        <w:tc>
+          <w:tcPr>
+            <w:tcBorders>
+              <w:top w:val="single" w:color="CCCCCC" w:sz="1"/>
+              <w:left w:val="single" w:color="CCCCCC" w:sz="1"/>
+              <w:bottom w:val="single" w:color="CCCCCC" w:sz="1"/>
+              <w:right w:val="single" w:color="CCCCCC" w:sz="1"/>
+            </w:tcBorders>
+            <w:shd w:fill="FFFFFF" w:val="clear"/>
+          </w:tcPr>
+          <w:p>
+            <w:r>
+              <w:rPr>
+                <w:sz w:val="20"/>
+                <w:szCs w:val="20"/>
+              </w:rPr>
+              <w:t xml:space="preserve">python/dmd_parser.py</w:t>
+            </w:r>
+          </w:p>
+        </w:tc>
+      </w:tr>
+      <w:tr>
+        <w:tc>
+          <w:tcPr>
+            <w:tcBorders>
+              <w:top w:val="single" w:color="CCCCCC" w:sz="1"/>
+              <w:left w:val="single" w:color="CCCCCC" w:sz="1"/>
+              <w:bottom w:val="single" w:color="CCCCCC" w:sz="1"/>
+              <w:right w:val="single" w:color="CCCCCC" w:sz="1"/>
+            </w:tcBorders>
+            <w:shd w:fill="D6E4F0" w:val="clear"/>
+          </w:tcPr>
+          <w:p>
+            <w:r>
+              <w:rPr>
+                <w:b/>
+                <w:bCs/>
+                <w:sz w:val="20"/>
+                <w:szCs w:val="20"/>
+              </w:rPr>
+              <w:t xml:space="preserve">DMD 변환</w:t>
+            </w:r>
+          </w:p>
+        </w:tc>
+        <w:tc>
+          <w:tcPr>
+            <w:tcBorders>
+              <w:top w:val="single" w:color="CCCCCC" w:sz="1"/>
+              <w:left w:val="single" w:color="CCCCCC" w:sz="1"/>
+              <w:bottom w:val="single" w:color="CCCCCC" w:sz="1"/>
+              <w:right w:val="single" w:color="CCCCCC" w:sz="1"/>
+            </w:tcBorders>
+            <w:shd w:fill="F5F9FF" w:val="clear"/>
+          </w:tcPr>
+          <w:p>
+            <w:r>
+              <w:rPr>
+                <w:sz w:val="20"/>
+                <w:szCs w:val="20"/>
+              </w:rPr>
+              <w:t xml:space="preserve">python/dmd_to_rcpvms.py</w:t>
+            </w:r>
+          </w:p>
+        </w:tc>
+      </w:tr>
+    </w:tbl>
+    <w:p>
+      <w:r>
+        <w:t xml:space="preserve"/>
+      </w:r>
+    </w:p>
+    <w:p>
+      <w:pPr>
+        <w:pStyle w:val="Heading2"/>
+      </w:pPr>
+      <w:r>
+        <w:t xml:space="preserve">2.4 RCPVMS 뷰어</w:t>
+      </w:r>
+    </w:p>
+    <w:p>
+      <w:r>
+        <w:t xml:space="preserve">RCPVMS BIN 파일에 기록된 모든 RCP의 진동 궤도를 시간대별 그리드로 시각화한다. AI 추론 없이 원시 신호를 빠르게 탐색할 때 사용한다.</w:t>
+      </w:r>
+    </w:p>
+    <w:p>
+      <w:r>
+        <w:t xml:space="preserve"/>
+      </w:r>
+    </w:p>
+    <w:p>
+      <w:r>
+        <w:rPr>
+          <w:b/>
+          <w:bCs/>
+        </w:rPr>
+        <w:t xml:space="preserve">사용자 동작 흐름:</w:t>
+      </w:r>
+    </w:p>
+    <w:p>
+      <w:pPr>
+        <w:pStyle w:val="ListParagraph"/>
+        <w:numPr>
+          <w:ilvl w:val="0"/>
+          <w:numId w:val="7"/>
+        </w:numPr>
+      </w:pPr>
+      <w:r>
+        <w:t xml:space="preserve">BIN 파일을 선택하면 채널 수, 샘플링 주파수, 총 녹화 시간 등 파일 정보가 자동으로 표시된다.</w:t>
+      </w:r>
+    </w:p>
+    <w:p>
+      <w:pPr>
+        <w:pStyle w:val="ListParagraph"/>
+        <w:numPr>
+          <w:ilvl w:val="0"/>
+          <w:numId w:val="7"/>
+        </w:numPr>
+      </w:pPr>
+      <w:r>
+        <w:t xml:space="preserve">필터 모드(raw / 1x / 2x / broadband / overlay), 윈도우 크기(window_sec), 축 범위(axis_lim)를 설정한다.</w:t>
+      </w:r>
+    </w:p>
+    <w:p>
+      <w:pPr>
+        <w:pStyle w:val="ListParagraph"/>
+        <w:numPr>
+          <w:ilvl w:val="0"/>
+          <w:numId w:val="7"/>
+        </w:numPr>
+      </w:pPr>
+      <w:r>
+        <w:t xml:space="preserve">궤도 그리드 로드를 실행하면 RCP별 × 시간 윈도우별 썸네일 이미지 그리드가 표시된다.</w:t>
+      </w:r>
+    </w:p>
+    <w:p>
+      <w:pPr>
+        <w:pStyle w:val="ListParagraph"/>
+        <w:numPr>
+          <w:ilvl w:val="0"/>
+          <w:numId w:val="7"/>
+        </w:numPr>
+      </w:pPr>
+      <w:r>
+        <w:t xml:space="preserve">스크롤 시 화면에 보이는 영역만 자동으로 이미지를 로드한다(IntersectionObserver 지연 로딩).</w:t>
+      </w:r>
+    </w:p>
+    <w:p>
+      <w:pPr>
+        <w:pStyle w:val="ListParagraph"/>
+        <w:numPr>
+          <w:ilvl w:val="0"/>
+          <w:numId w:val="7"/>
+        </w:numPr>
+      </w:pPr>
+      <w:r>
+        <w:t xml:space="preserve">썸네일을 클릭하면 축 레이블이 포함된 256px 상세 이미지가 모달로 열린다.</w:t>
+      </w:r>
+    </w:p>
+    <w:p>
+      <w:r>
+        <w:t xml:space="preserve"/>
+      </w:r>
+    </w:p>
+    <w:p>
+      <w:r>
+        <w:rPr>
+          <w:b/>
+          <w:bCs/>
+        </w:rPr>
+        <w:t xml:space="preserve">필터 모드 설명:</w:t>
+      </w:r>
+    </w:p>
+    <w:p>
+      <w:pPr>
+        <w:pStyle w:val="ListParagraph"/>
+        <w:numPr>
+          <w:ilvl w:val="0"/>
+          <w:numId w:val="2"/>
+        </w:numPr>
+      </w:pPr>
+      <w:r>
+        <w:t xml:space="preserve">raw: DC 제거만 수행 — 원시 파형 그대로 표시</w:t>
+      </w:r>
+    </w:p>
+    <w:p>
+      <w:pPr>
+        <w:pStyle w:val="ListParagraph"/>
+        <w:numPr>
+          <w:ilvl w:val="0"/>
+          <w:numId w:val="2"/>
+        </w:numPr>
+      </w:pPr>
+      <w:r>
+        <w:t xml:space="preserve">1x: 1X 회전 주파수 밴드패스 + 정수 사이클 트리밍</w:t>
+      </w:r>
+    </w:p>
+    <w:p>
+      <w:pPr>
+        <w:pStyle w:val="ListParagraph"/>
+        <w:numPr>
+          <w:ilvl w:val="0"/>
+          <w:numId w:val="2"/>
+        </w:numPr>
+      </w:pPr>
+      <w:r>
+        <w:t xml:space="preserve">2x: 2X 배음 밴드패스 + 정수 사이클 트리밍</w:t>
+      </w:r>
+    </w:p>
+    <w:p>
+      <w:pPr>
+        <w:pStyle w:val="ListParagraph"/>
+        <w:numPr>
+          <w:ilvl w:val="0"/>
+          <w:numId w:val="2"/>
+        </w:numPr>
+      </w:pPr>
+      <w:r>
+        <w:t xml:space="preserve">broadband: 고역통과 필터 — DC 드리프트 제거</w:t>
+      </w:r>
+    </w:p>
+    <w:p>
+      <w:pPr>
+        <w:pStyle w:val="ListParagraph"/>
+        <w:numPr>
+          <w:ilvl w:val="0"/>
+          <w:numId w:val="2"/>
+        </w:numPr>
+      </w:pPr>
+      <w:r>
+        <w:t xml:space="preserve">overlay: raw / broadband / 2x / 1x 4가지 색상 오버레이</w:t>
+      </w:r>
+    </w:p>
+    <w:p>
+      <w:pPr>
+        <w:pStyle w:val="ListParagraph"/>
+        <w:numPr>
+          <w:ilvl w:val="0"/>
+          <w:numId w:val="2"/>
+        </w:numPr>
+      </w:pPr>
+      <w:r>
+        <w:t xml:space="preserve">※ 1x/2x 모드에서 신호 신뢰도가 낮으면(confidence &lt; 0.35) broadband로 자동 다운그레이드</w:t>
+      </w:r>
+    </w:p>
+    <w:p>
+      <w:r>
+        <w:t xml:space="preserve"/>
+      </w:r>
+    </w:p>
+    <w:p>
+      <w:r>
+        <w:rPr>
+          <w:b/>
+          <w:bCs/>
+        </w:rPr>
+        <w:t xml:space="preserve">소스 코드 구조:</w:t>
+      </w:r>
+    </w:p>
+    <w:p>
+      <w:r>
+        <w:t xml:space="preserve"/>
+      </w:r>
+    </w:p>
+    <w:tbl>
+      <w:tblPr>
+        <w:tblW w:type="dxa" w:w="9360"/>
+        <w:tblBorders>
+          <w:top w:val="single" w:color="auto" w:sz="4"/>
+          <w:left w:val="single" w:color="auto" w:sz="4"/>
+          <w:bottom w:val="single" w:color="auto" w:sz="4"/>
+          <w:right w:val="single" w:color="auto" w:sz="4"/>
+          <w:insideH w:val="single" w:color="auto" w:sz="4"/>
+          <w:insideV w:val="single" w:color="auto" w:sz="4"/>
+        </w:tblBorders>
+        <w:tblCellMar>
+          <w:top w:type="dxa" w:w="80"/>
+          <w:left w:type="dxa" w:w="160"/>
+          <w:bottom w:type="dxa" w:w="80"/>
+          <w:right w:type="dxa" w:w="160"/>
+        </w:tblCellMar>
+      </w:tblPr>
+      <w:tblGrid>
+        <w:gridCol w:w="3120"/>
+        <w:gridCol w:w="6240"/>
+      </w:tblGrid>
+      <w:tr>
+        <w:trPr>
+          <w:tblHeader/>
+        </w:trPr>
+        <w:tc>
+          <w:tcPr>
+            <w:tcBorders>
+              <w:top w:val="single" w:color="CCCCCC" w:sz="1"/>
+              <w:left w:val="single" w:color="CCCCCC" w:sz="1"/>
+              <w:bottom w:val="single" w:color="CCCCCC" w:sz="1"/>
+              <w:right w:val="single" w:color="CCCCCC" w:sz="1"/>
+            </w:tcBorders>
+            <w:shd w:fill="1F4E79" w:val="clear"/>
+            <w:vAlign w:val="center"/>
+          </w:tcPr>
+          <w:p>
+            <w:r>
+              <w:rPr>
+                <w:b/>
+                <w:bCs/>
+                <w:color w:val="FFFFFF"/>
+                <w:sz w:val="20"/>
+                <w:szCs w:val="20"/>
+              </w:rPr>
+              <w:t xml:space="preserve">구성 요소</w:t>
+            </w:r>
+          </w:p>
+        </w:tc>
+        <w:tc>
+          <w:tcPr>
+            <w:tcBorders>
+              <w:top w:val="single" w:color="CCCCCC" w:sz="1"/>
+              <w:left w:val="single" w:color="CCCCCC" w:sz="1"/>
+              <w:bottom w:val="single" w:color="CCCCCC" w:sz="1"/>
+              <w:right w:val="single" w:color="CCCCCC" w:sz="1"/>
+            </w:tcBorders>
+            <w:shd w:fill="1F4E79" w:val="clear"/>
+            <w:vAlign w:val="center"/>
+          </w:tcPr>
+          <w:p>
+            <w:r>
+              <w:rPr>
+                <w:b/>
+                <w:bCs/>
+                <w:color w:val="FFFFFF"/>
+                <w:sz w:val="20"/>
+                <w:szCs w:val="20"/>
+              </w:rPr>
+              <w:t xml:space="preserve">역할 / 경로</w:t>
+            </w:r>
+          </w:p>
+        </w:tc>
+      </w:tr>
+      <w:tr>
+        <w:tc>
+          <w:tcPr>
+            <w:tcBorders>
+              <w:top w:val="single" w:color="CCCCCC" w:sz="1"/>
+              <w:left w:val="single" w:color="CCCCCC" w:sz="1"/>
+              <w:bottom w:val="single" w:color="CCCCCC" w:sz="1"/>
+              <w:right w:val="single" w:color="CCCCCC" w:sz="1"/>
+            </w:tcBorders>
+            <w:shd w:fill="D6E4F0" w:val="clear"/>
+          </w:tcPr>
+          <w:p>
+            <w:r>
+              <w:rPr>
+                <w:b/>
+                <w:bCs/>
+                <w:sz w:val="20"/>
+                <w:szCs w:val="20"/>
+              </w:rPr>
+              <w:t xml:space="preserve">진입 컴포넌트</w:t>
+            </w:r>
+          </w:p>
+        </w:tc>
+        <w:tc>
+          <w:tcPr>
+            <w:tcBorders>
+              <w:top w:val="single" w:color="CCCCCC" w:sz="1"/>
+              <w:left w:val="single" w:color="CCCCCC" w:sz="1"/>
+              <w:bottom w:val="single" w:color="CCCCCC" w:sz="1"/>
+              <w:right w:val="single" w:color="CCCCCC" w:sz="1"/>
+            </w:tcBorders>
+            <w:shd w:fill="FFFFFF" w:val="clear"/>
+          </w:tcPr>
+          <w:p>
+            <w:r>
+              <w:rPr>
+                <w:sz w:val="20"/>
+                <w:szCs w:val="20"/>
+              </w:rPr>
+              <w:t xml:space="preserve">src/renderer/src/components/RcpvmsOrbitViewer.jsx</w:t>
+            </w:r>
+          </w:p>
+        </w:tc>
+      </w:tr>
+      <w:tr>
+        <w:tc>
+          <w:tcPr>
+            <w:tcBorders>
+              <w:top w:val="single" w:color="CCCCCC" w:sz="1"/>
+              <w:left w:val="single" w:color="CCCCCC" w:sz="1"/>
+              <w:bottom w:val="single" w:color="CCCCCC" w:sz="1"/>
+              <w:right w:val="single" w:color="CCCCCC" w:sz="1"/>
+            </w:tcBorders>
+            <w:shd w:fill="D6E4F0" w:val="clear"/>
+          </w:tcPr>
+          <w:p>
+            <w:r>
+              <w:rPr>
+                <w:b/>
+                <w:bCs/>
+                <w:sz w:val="20"/>
+                <w:szCs w:val="20"/>
+              </w:rPr>
+              <w:t xml:space="preserve">파일 플로우</w:t>
+            </w:r>
+          </w:p>
+        </w:tc>
+        <w:tc>
+          <w:tcPr>
+            <w:tcBorders>
+              <w:top w:val="single" w:color="CCCCCC" w:sz="1"/>
+              <w:left w:val="single" w:color="CCCCCC" w:sz="1"/>
+              <w:bottom w:val="single" w:color="CCCCCC" w:sz="1"/>
+              <w:right w:val="single" w:color="CCCCCC" w:sz="1"/>
+            </w:tcBorders>
+            <w:shd w:fill="F5F9FF" w:val="clear"/>
+          </w:tcPr>
+          <w:p>
+            <w:r>
+              <w:rPr>
+                <w:sz w:val="20"/>
+                <w:szCs w:val="20"/>
+              </w:rPr>
+              <w:t xml:space="preserve">shared/FileOperationFlow.jsx — 파일선택→정보→파라미터→실행→결과</w:t>
+            </w:r>
+          </w:p>
+        </w:tc>
+      </w:tr>
+      <w:tr>
+        <w:tc>
+          <w:tcPr>
+            <w:tcBorders>
+              <w:top w:val="single" w:color="CCCCCC" w:sz="1"/>
+              <w:left w:val="single" w:color="CCCCCC" w:sz="1"/>
+              <w:bottom w:val="single" w:color="CCCCCC" w:sz="1"/>
+              <w:right w:val="single" w:color="CCCCCC" w:sz="1"/>
+            </w:tcBorders>
+            <w:shd w:fill="D6E4F0" w:val="clear"/>
+          </w:tcPr>
+          <w:p>
+            <w:r>
+              <w:rPr>
+                <w:b/>
+                <w:bCs/>
+                <w:sz w:val="20"/>
+                <w:szCs w:val="20"/>
+              </w:rPr>
+              <w:t xml:space="preserve">필터/파라미터 입력</w:t>
+            </w:r>
+          </w:p>
+        </w:tc>
+        <w:tc>
+          <w:tcPr>
+            <w:tcBorders>
+              <w:top w:val="single" w:color="CCCCCC" w:sz="1"/>
+              <w:left w:val="single" w:color="CCCCCC" w:sz="1"/>
+              <w:bottom w:val="single" w:color="CCCCCC" w:sz="1"/>
+              <w:right w:val="single" w:color="CCCCCC" w:sz="1"/>
+            </w:tcBorders>
+            <w:shd w:fill="FFFFFF" w:val="clear"/>
+          </w:tcPr>
+          <w:p>
+            <w:r>
+              <w:rPr>
+                <w:sz w:val="20"/>
+                <w:szCs w:val="20"/>
+              </w:rPr>
+              <w:t xml:space="preserve">shared/OrbitControls.jsx — 필터 모드 토글, window_sec, axis_lim 입력</w:t>
+            </w:r>
+          </w:p>
+        </w:tc>
+      </w:tr>
+      <w:tr>
+        <w:tc>
+          <w:tcPr>
+            <w:tcBorders>
+              <w:top w:val="single" w:color="CCCCCC" w:sz="1"/>
+              <w:left w:val="single" w:color="CCCCCC" w:sz="1"/>
+              <w:bottom w:val="single" w:color="CCCCCC" w:sz="1"/>
+              <w:right w:val="single" w:color="CCCCCC" w:sz="1"/>
+            </w:tcBorders>
+            <w:shd w:fill="D6E4F0" w:val="clear"/>
+          </w:tcPr>
+          <w:p>
+            <w:r>
+              <w:rPr>
+                <w:b/>
+                <w:bCs/>
+                <w:sz w:val="20"/>
+                <w:szCs w:val="20"/>
+              </w:rPr>
+              <w:t xml:space="preserve">궤도 그리드</w:t>
+            </w:r>
+          </w:p>
+        </w:tc>
+        <w:tc>
+          <w:tcPr>
+            <w:tcBorders>
+              <w:top w:val="single" w:color="CCCCCC" w:sz="1"/>
+              <w:left w:val="single" w:color="CCCCCC" w:sz="1"/>
+              <w:bottom w:val="single" w:color="CCCCCC" w:sz="1"/>
+              <w:right w:val="single" w:color="CCCCCC" w:sz="1"/>
+            </w:tcBorders>
+            <w:shd w:fill="F5F9FF" w:val="clear"/>
+          </w:tcPr>
+          <w:p>
+            <w:r>
+              <w:rPr>
+                <w:sz w:val="20"/>
+                <w:szCs w:val="20"/>
+              </w:rPr>
+              <w:t xml:space="preserve">shared/OrbitGrid.jsx — IntersectionObserver + rcpvms-orbit-multi 배치 API</w:t>
+            </w:r>
+          </w:p>
+        </w:tc>
+      </w:tr>
+      <w:tr>
+        <w:tc>
+          <w:tcPr>
+            <w:tcBorders>
+              <w:top w:val="single" w:color="CCCCCC" w:sz="1"/>
+              <w:left w:val="single" w:color="CCCCCC" w:sz="1"/>
+              <w:bottom w:val="single" w:color="CCCCCC" w:sz="1"/>
+              <w:right w:val="single" w:color="CCCCCC" w:sz="1"/>
+            </w:tcBorders>
+            <w:shd w:fill="D6E4F0" w:val="clear"/>
+          </w:tcPr>
+          <w:p>
+            <w:r>
+              <w:rPr>
+                <w:b/>
+                <w:bCs/>
+                <w:sz w:val="20"/>
+                <w:szCs w:val="20"/>
+              </w:rPr>
+              <w:t xml:space="preserve">이미지 소스 처리</w:t>
+            </w:r>
+          </w:p>
+        </w:tc>
+        <w:tc>
+          <w:tcPr>
+            <w:tcBorders>
+              <w:top w:val="single" w:color="CCCCCC" w:sz="1"/>
+              <w:left w:val="single" w:color="CCCCCC" w:sz="1"/>
+              <w:bottom w:val="single" w:color="CCCCCC" w:sz="1"/>
+              <w:right w:val="single" w:color="CCCCCC" w:sz="1"/>
+            </w:tcBorders>
+            <w:shd w:fill="FFFFFF" w:val="clear"/>
+          </w:tcPr>
+          <w:p>
+            <w:r>
+              <w:rPr>
+                <w:sz w:val="20"/>
+                <w:szCs w:val="20"/>
+              </w:rPr>
+              <w:t xml:space="preserve">utils/imageSource.js — imagePayloadToSource() (Buffer / base64 통합 처리)</w:t>
+            </w:r>
+          </w:p>
+        </w:tc>
+      </w:tr>
+      <w:tr>
+        <w:tc>
+          <w:tcPr>
+            <w:tcBorders>
+              <w:top w:val="single" w:color="CCCCCC" w:sz="1"/>
+              <w:left w:val="single" w:color="CCCCCC" w:sz="1"/>
+              <w:bottom w:val="single" w:color="CCCCCC" w:sz="1"/>
+              <w:right w:val="single" w:color="CCCCCC" w:sz="1"/>
+            </w:tcBorders>
+            <w:shd w:fill="D6E4F0" w:val="clear"/>
+          </w:tcPr>
+          <w:p>
+            <w:r>
+              <w:rPr>
+                <w:b/>
+                <w:bCs/>
+                <w:sz w:val="20"/>
+                <w:szCs w:val="20"/>
+              </w:rPr>
+              <w:t xml:space="preserve">Object URL 관리</w:t>
+            </w:r>
+          </w:p>
+        </w:tc>
+        <w:tc>
+          <w:tcPr>
+            <w:tcBorders>
+              <w:top w:val="single" w:color="CCCCCC" w:sz="1"/>
+              <w:left w:val="single" w:color="CCCCCC" w:sz="1"/>
+              <w:bottom w:val="single" w:color="CCCCCC" w:sz="1"/>
+              <w:right w:val="single" w:color="CCCCCC" w:sz="1"/>
+            </w:tcBorders>
+            <w:shd w:fill="F5F9FF" w:val="clear"/>
+          </w:tcPr>
+          <w:p>
+            <w:r>
+              <w:rPr>
+                <w:sz w:val="20"/>
+                <w:szCs w:val="20"/>
+              </w:rPr>
+              <w:t xml:space="preserve">hooks/useObjectUrlImage.js — 언마운트 시 자동 revoke</w:t>
+            </w:r>
+          </w:p>
+        </w:tc>
+      </w:tr>
+      <w:tr>
+        <w:tc>
+          <w:tcPr>
+            <w:tcBorders>
+              <w:top w:val="single" w:color="CCCCCC" w:sz="1"/>
+              <w:left w:val="single" w:color="CCCCCC" w:sz="1"/>
+              <w:bottom w:val="single" w:color="CCCCCC" w:sz="1"/>
+              <w:right w:val="single" w:color="CCCCCC" w:sz="1"/>
+            </w:tcBorders>
+            <w:shd w:fill="D6E4F0" w:val="clear"/>
+          </w:tcPr>
+          <w:p>
+            <w:r>
+              <w:rPr>
+                <w:b/>
+                <w:bCs/>
+                <w:sz w:val="20"/>
+                <w:szCs w:val="20"/>
+              </w:rPr>
+              <w:t xml:space="preserve">IPC 명령 흐름</w:t>
+            </w:r>
+          </w:p>
+        </w:tc>
+        <w:tc>
+          <w:tcPr>
+            <w:tcBorders>
+              <w:top w:val="single" w:color="CCCCCC" w:sz="1"/>
+              <w:left w:val="single" w:color="CCCCCC" w:sz="1"/>
+              <w:bottom w:val="single" w:color="CCCCCC" w:sz="1"/>
+              <w:right w:val="single" w:color="CCCCCC" w:sz="1"/>
+            </w:tcBorders>
+            <w:shd w:fill="FFFFFF" w:val="clear"/>
+          </w:tcPr>
+          <w:p>
+            <w:r>
+              <w:rPr>
+                <w:sz w:val="20"/>
+                <w:szCs w:val="20"/>
+              </w:rPr>
+              <w:t xml:space="preserve">rcpvms-info → rcpvms-orbit → rcpvms-orbit-multi</w:t>
+            </w:r>
+          </w:p>
+        </w:tc>
+      </w:tr>
+      <w:tr>
+        <w:tc>
+          <w:tcPr>
+            <w:tcBorders>
+              <w:top w:val="single" w:color="CCCCCC" w:sz="1"/>
+              <w:left w:val="single" w:color="CCCCCC" w:sz="1"/>
+              <w:bottom w:val="single" w:color="CCCCCC" w:sz="1"/>
+              <w:right w:val="single" w:color="CCCCCC" w:sz="1"/>
+            </w:tcBorders>
+            <w:shd w:fill="D6E4F0" w:val="clear"/>
+          </w:tcPr>
+          <w:p>
+            <w:r>
+              <w:rPr>
+                <w:b/>
+                <w:bCs/>
+                <w:sz w:val="20"/>
+                <w:szCs w:val="20"/>
+              </w:rPr>
+              <w:t xml:space="preserve">Python 이미지 생성</w:t>
+            </w:r>
+          </w:p>
+        </w:tc>
+        <w:tc>
+          <w:tcPr>
+            <w:tcBorders>
+              <w:top w:val="single" w:color="CCCCCC" w:sz="1"/>
+              <w:left w:val="single" w:color="CCCCCC" w:sz="1"/>
+              <w:bottom w:val="single" w:color="CCCCCC" w:sz="1"/>
+              <w:right w:val="single" w:color="CCCCCC" w:sz="1"/>
+            </w:tcBorders>
+            <w:shd w:fill="F5F9FF" w:val="clear"/>
+          </w:tcPr>
+          <w:p>
+            <w:r>
+              <w:rPr>
+                <w:sz w:val="20"/>
+                <w:szCs w:val="20"/>
+              </w:rPr>
+              <w:t xml:space="preserve">preprocess.py — _make_display_pil() / _make_overlay_pil()</w:t>
+            </w:r>
+          </w:p>
+        </w:tc>
+      </w:tr>
+      <w:tr>
+        <w:tc>
+          <w:tcPr>
+            <w:tcBorders>
+              <w:top w:val="single" w:color="CCCCCC" w:sz="1"/>
+              <w:left w:val="single" w:color="CCCCCC" w:sz="1"/>
+              <w:bottom w:val="single" w:color="CCCCCC" w:sz="1"/>
+              <w:right w:val="single" w:color="CCCCCC" w:sz="1"/>
+            </w:tcBorders>
+            <w:shd w:fill="D6E4F0" w:val="clear"/>
+          </w:tcPr>
+          <w:p>
+            <w:r>
+              <w:rPr>
+                <w:b/>
+                <w:bCs/>
+                <w:sz w:val="20"/>
+                <w:szCs w:val="20"/>
+              </w:rPr>
+              <w:t xml:space="preserve">썸네일 렌더링</w:t>
+            </w:r>
+          </w:p>
+        </w:tc>
+        <w:tc>
+          <w:tcPr>
+            <w:tcBorders>
+              <w:top w:val="single" w:color="CCCCCC" w:sz="1"/>
+              <w:left w:val="single" w:color="CCCCCC" w:sz="1"/>
+              <w:bottom w:val="single" w:color="CCCCCC" w:sz="1"/>
+              <w:right w:val="single" w:color="CCCCCC" w:sz="1"/>
+            </w:tcBorders>
+            <w:shd w:fill="FFFFFF" w:val="clear"/>
+          </w:tcPr>
+          <w:p>
+            <w:r>
+              <w:rPr>
+                <w:sz w:val="20"/>
+                <w:szCs w:val="20"/>
+              </w:rPr>
+              <w:t xml:space="preserve">inference_daemon.py — _draw_crosshair() (PIL 전용 경량 십자선, 96px)</w:t>
+            </w:r>
+          </w:p>
+        </w:tc>
+      </w:tr>
+      <w:tr>
+        <w:tc>
+          <w:tcPr>
+            <w:tcBorders>
+              <w:top w:val="single" w:color="CCCCCC" w:sz="1"/>
+              <w:left w:val="single" w:color="CCCCCC" w:sz="1"/>
+              <w:bottom w:val="single" w:color="CCCCCC" w:sz="1"/>
+              <w:right w:val="single" w:color="CCCCCC" w:sz="1"/>
+            </w:tcBorders>
+            <w:shd w:fill="D6E4F0" w:val="clear"/>
+          </w:tcPr>
+          <w:p>
+            <w:r>
+              <w:rPr>
+                <w:b/>
+                <w:bCs/>
+                <w:sz w:val="20"/>
+                <w:szCs w:val="20"/>
+              </w:rPr>
+              <w:t xml:space="preserve">상세 이미지 렌더링</w:t>
+            </w:r>
+          </w:p>
+        </w:tc>
+        <w:tc>
+          <w:tcPr>
+            <w:tcBorders>
+              <w:top w:val="single" w:color="CCCCCC" w:sz="1"/>
+              <w:left w:val="single" w:color="CCCCCC" w:sz="1"/>
+              <w:bottom w:val="single" w:color="CCCCCC" w:sz="1"/>
+              <w:right w:val="single" w:color="CCCCCC" w:sz="1"/>
+            </w:tcBorders>
+            <w:shd w:fill="F5F9FF" w:val="clear"/>
+          </w:tcPr>
+          <w:p>
+            <w:r>
+              <w:rPr>
+                <w:sz w:val="20"/>
+                <w:szCs w:val="20"/>
+              </w:rPr>
+              <w:t xml:space="preserve">preprocess.py — render_with_axes() (matplotlib 축 레이블 포함, 256px)</w:t>
+            </w:r>
+          </w:p>
+        </w:tc>
+      </w:tr>
+      <w:tr>
+        <w:tc>
+          <w:tcPr>
+            <w:tcBorders>
+              <w:top w:val="single" w:color="CCCCCC" w:sz="1"/>
+              <w:left w:val="single" w:color="CCCCCC" w:sz="1"/>
+              <w:bottom w:val="single" w:color="CCCCCC" w:sz="1"/>
+              <w:right w:val="single" w:color="CCCCCC" w:sz="1"/>
+            </w:tcBorders>
+            <w:shd w:fill="D6E4F0" w:val="clear"/>
+          </w:tcPr>
+          <w:p>
+            <w:r>
+              <w:rPr>
+                <w:b/>
+                <w:bCs/>
+                <w:sz w:val="20"/>
+                <w:szCs w:val="20"/>
+              </w:rPr>
+              <w:t xml:space="preserve">Python 캐시</w:t>
+            </w:r>
+          </w:p>
+        </w:tc>
+        <w:tc>
+          <w:tcPr>
+            <w:tcBorders>
+              <w:top w:val="single" w:color="CCCCCC" w:sz="1"/>
+              <w:left w:val="single" w:color="CCCCCC" w:sz="1"/>
+              <w:bottom w:val="single" w:color="CCCCCC" w:sz="1"/>
+              <w:right w:val="single" w:color="CCCCCC" w:sz="1"/>
+            </w:tcBorders>
+            <w:shd w:fill="FFFFFF" w:val="clear"/>
+          </w:tcPr>
+          <w:p>
+            <w:r>
+              <w:rPr>
+                <w:sz w:val="20"/>
+                <w:szCs w:val="20"/>
+              </w:rPr>
+              <w:t xml:space="preserve">_rcpvms_header_cache (헤더) / _rcpvms_orbit_cache (1항목 유지)</w:t>
+            </w:r>
+          </w:p>
+        </w:tc>
+      </w:tr>
+      <w:tr>
+        <w:tc>
+          <w:tcPr>
+            <w:tcBorders>
+              <w:top w:val="single" w:color="CCCCCC" w:sz="1"/>
+              <w:left w:val="single" w:color="CCCCCC" w:sz="1"/>
+              <w:bottom w:val="single" w:color="CCCCCC" w:sz="1"/>
+              <w:right w:val="single" w:color="CCCCCC" w:sz="1"/>
+            </w:tcBorders>
+            <w:shd w:fill="D6E4F0" w:val="clear"/>
+          </w:tcPr>
+          <w:p>
+            <w:r>
+              <w:rPr>
+                <w:b/>
+                <w:bCs/>
+                <w:sz w:val="20"/>
+                <w:szCs w:val="20"/>
+              </w:rPr>
+              <w:t xml:space="preserve">Sticky Worker</w:t>
+            </w:r>
+          </w:p>
+        </w:tc>
+        <w:tc>
+          <w:tcPr>
+            <w:tcBorders>
+              <w:top w:val="single" w:color="CCCCCC" w:sz="1"/>
+              <w:left w:val="single" w:color="CCCCCC" w:sz="1"/>
+              <w:bottom w:val="single" w:color="CCCCCC" w:sz="1"/>
+              <w:right w:val="single" w:color="CCCCCC" w:sz="1"/>
+            </w:tcBorders>
+            <w:shd w:fill="F5F9FF" w:val="clear"/>
+          </w:tcPr>
+          <w:p>
+            <w:r>
+              <w:rPr>
+                <w:sz w:val="20"/>
+                <w:szCs w:val="20"/>
+              </w:rPr>
+              <w:t xml:space="preserve">동일 파일 요청을 동일 Python 워커로 라우팅 → 프로세스 내 캐시 재사용</w:t>
+            </w:r>
+          </w:p>
+        </w:tc>
+      </w:tr>
+    </w:tbl>
+    <w:p>
+      <w:r>
+        <w:t xml:space="preserve"/>
+      </w:r>
+    </w:p>
+    <w:p>
+      <w:r>
+        <w:br w:type="page"/>
+      </w:r>
+    </w:p>
+    <w:p>
+      <w:pPr>
+        <w:pStyle w:val="Heading1"/>
+      </w:pPr>
+      <w:r>
+        <w:t xml:space="preserve">3. 기술 스택</w:t>
+      </w:r>
+    </w:p>
+    <w:p>
+      <w:pPr>
+        <w:pStyle w:val="Heading2"/>
+      </w:pPr>
+      <w:r>
+        <w:t xml:space="preserve">3.1 Frontend / Desktop</w:t>
       </w:r>
     </w:p>
     <w:p>
@@ -1255,7 +3744,7 @@
         <w:pStyle w:val="Heading2"/>
       </w:pPr>
       <w:r>
-        <w:t xml:space="preserve">2.2 Backend (Python 데몬)</w:t>
+        <w:t xml:space="preserve">3.2 Backend (Python 데몬)</w:t>
       </w:r>
     </w:p>
     <w:p>
@@ -1850,7 +4339,7 @@
         <w:pStyle w:val="Heading2"/>
       </w:pPr>
       <w:r>
-        <w:t xml:space="preserve">2.3 IPC 통신</w:t>
+        <w:t xml:space="preserve">3.3 IPC 통신</w:t>
       </w:r>
     </w:p>
     <w:p>
@@ -1892,7 +4381,7 @@
         <w:pStyle w:val="Heading1"/>
       </w:pPr>
       <w:r>
-        <w:t xml:space="preserve">3. 데이터 흐름 (Data Flow)</w:t>
+        <w:t xml:space="preserve">4. 데이터 흐름 (Data Flow)</w:t>
       </w:r>
     </w:p>
     <w:p>
@@ -1900,7 +4389,7 @@
         <w:pStyle w:val="Heading2"/>
       </w:pPr>
       <w:r>
-        <w:t xml:space="preserve">3.1 전체 아키텍처 흐름</w:t>
+        <w:t xml:space="preserve">4.1 전체 아키텍처 흐름</w:t>
       </w:r>
     </w:p>
     <w:p>
@@ -2065,7 +4554,7 @@
         <w:pStyle w:val="Heading2"/>
       </w:pPr>
       <w:r>
-        <w:t xml:space="preserve">3.2 AI 추론 데이터 흐름</w:t>
+        <w:t xml:space="preserve">4.2 AI 추론 데이터 흐름</w:t>
       </w:r>
     </w:p>
     <w:p>
@@ -2214,7 +4703,7 @@
         <w:pStyle w:val="Heading2"/>
       </w:pPr>
       <w:r>
-        <w:t xml:space="preserve">3.3 MAE 이상 탐지 흐름</w:t>
+        <w:t xml:space="preserve">4.3 MAE 이상 탐지 흐름</w:t>
       </w:r>
     </w:p>
     <w:p>
@@ -2283,7 +4772,7 @@
         <w:pStyle w:val="Heading2"/>
       </w:pPr>
       <w:r>
-        <w:t xml:space="preserve">3.4 궤도 뷰어 데이터 흐름</w:t>
+        <w:t xml:space="preserve">4.4 궤도 뷰어 데이터 흐름</w:t>
       </w:r>
     </w:p>
     <w:p>
@@ -2357,7 +4846,7 @@
         <w:pStyle w:val="Heading1"/>
       </w:pPr>
       <w:r>
-        <w:t xml:space="preserve">4. 기능 개요도 (Component Map)</w:t>
+        <w:t xml:space="preserve">5. 기능 개요도 (Component Map)</w:t>
       </w:r>
     </w:p>
     <w:p>
@@ -2575,7 +5064,7 @@
         <w:pStyle w:val="Heading1"/>
       </w:pPr>
       <w:r>
-        <w:t xml:space="preserve">5. 프로그램 코드 다운로드 및 환경 세팅</w:t>
+        <w:t xml:space="preserve">6. 프로그램 코드 배치 및 환경 세팅</w:t>
       </w:r>
     </w:p>
     <w:p>
@@ -2583,7 +5072,7 @@
         <w:pStyle w:val="Heading2"/>
       </w:pPr>
       <w:r>
-        <w:t xml:space="preserve">5.1 사전 준비 (설치 필요 소프트웨어)</w:t>
+        <w:t xml:space="preserve">6.1 사전 준비 (설치 필요 소프트웨어)</w:t>
       </w:r>
     </w:p>
     <w:p>
@@ -2710,7 +5199,7 @@
                 <w:sz w:val="20"/>
                 <w:szCs w:val="20"/>
               </w:rPr>
-              <w:t xml:space="preserve">Git</w:t>
+              <w:t xml:space="preserve">Node.js</w:t>
             </w:r>
           </w:p>
         </w:tc>
@@ -2732,7 +5221,7 @@
                 <w:sz w:val="20"/>
                 <w:szCs w:val="20"/>
               </w:rPr>
-              <w:t xml:space="preserve">최신</w:t>
+              <w:t xml:space="preserve">20.x LTS 이상</w:t>
             </w:r>
           </w:p>
         </w:tc>
@@ -2754,7 +5243,7 @@
                 <w:sz w:val="20"/>
                 <w:szCs w:val="20"/>
               </w:rPr>
-              <w:t xml:space="preserve">https://git-scm.com</w:t>
+              <w:t xml:space="preserve">https://nodejs.org</w:t>
             </w:r>
           </w:p>
         </w:tc>
@@ -2778,7 +5267,7 @@
                 <w:sz w:val="20"/>
                 <w:szCs w:val="20"/>
               </w:rPr>
-              <w:t xml:space="preserve">Node.js</w:t>
+              <w:t xml:space="preserve">Python</w:t>
             </w:r>
           </w:p>
         </w:tc>
@@ -2800,7 +5289,7 @@
                 <w:sz w:val="20"/>
                 <w:szCs w:val="20"/>
               </w:rPr>
-              <w:t xml:space="preserve">20.x LTS 이상</w:t>
+              <w:t xml:space="preserve">3.10 이상 (3.12 권장)</w:t>
             </w:r>
           </w:p>
         </w:tc>
@@ -2822,7 +5311,7 @@
                 <w:sz w:val="20"/>
                 <w:szCs w:val="20"/>
               </w:rPr>
-              <w:t xml:space="preserve">https://nodejs.org</w:t>
+              <w:t xml:space="preserve">https://python.org — "Add to PATH" 필수 체크</w:t>
             </w:r>
           </w:p>
         </w:tc>
@@ -2846,7 +5335,7 @@
                 <w:sz w:val="20"/>
                 <w:szCs w:val="20"/>
               </w:rPr>
-              <w:t xml:space="preserve">Python</w:t>
+              <w:t xml:space="preserve">Visual Studio Code</w:t>
             </w:r>
           </w:p>
         </w:tc>
@@ -2868,7 +5357,7 @@
                 <w:sz w:val="20"/>
                 <w:szCs w:val="20"/>
               </w:rPr>
-              <w:t xml:space="preserve">3.10 이상 (3.12 권장)</w:t>
+              <w:t xml:space="preserve">최신</w:t>
             </w:r>
           </w:p>
         </w:tc>
@@ -2890,74 +5379,6 @@
                 <w:sz w:val="20"/>
                 <w:szCs w:val="20"/>
               </w:rPr>
-              <w:t xml:space="preserve">https://python.org — "Add to PATH" 필수 체크</w:t>
-            </w:r>
-          </w:p>
-        </w:tc>
-      </w:tr>
-      <w:tr>
-        <w:tc>
-          <w:tcPr>
-            <w:tcBorders>
-              <w:top w:val="single" w:color="CCCCCC" w:sz="1"/>
-              <w:left w:val="single" w:color="CCCCCC" w:sz="1"/>
-              <w:bottom w:val="single" w:color="CCCCCC" w:sz="1"/>
-              <w:right w:val="single" w:color="CCCCCC" w:sz="1"/>
-            </w:tcBorders>
-            <w:shd w:fill="D6E4F0" w:val="clear"/>
-          </w:tcPr>
-          <w:p>
-            <w:r>
-              <w:rPr>
-                <w:b/>
-                <w:bCs/>
-                <w:sz w:val="20"/>
-                <w:szCs w:val="20"/>
-              </w:rPr>
-              <w:t xml:space="preserve">Visual Studio Code</w:t>
-            </w:r>
-          </w:p>
-        </w:tc>
-        <w:tc>
-          <w:tcPr>
-            <w:tcBorders>
-              <w:top w:val="single" w:color="CCCCCC" w:sz="1"/>
-              <w:left w:val="single" w:color="CCCCCC" w:sz="1"/>
-              <w:bottom w:val="single" w:color="CCCCCC" w:sz="1"/>
-              <w:right w:val="single" w:color="CCCCCC" w:sz="1"/>
-            </w:tcBorders>
-            <w:shd w:fill="F5F9FF" w:val="clear"/>
-          </w:tcPr>
-          <w:p>
-            <w:r>
-              <w:rPr>
-                <w:b w:val="false"/>
-                <w:bCs w:val="false"/>
-                <w:sz w:val="20"/>
-                <w:szCs w:val="20"/>
-              </w:rPr>
-              <w:t xml:space="preserve">최신</w:t>
-            </w:r>
-          </w:p>
-        </w:tc>
-        <w:tc>
-          <w:tcPr>
-            <w:tcBorders>
-              <w:top w:val="single" w:color="CCCCCC" w:sz="1"/>
-              <w:left w:val="single" w:color="CCCCCC" w:sz="1"/>
-              <w:bottom w:val="single" w:color="CCCCCC" w:sz="1"/>
-              <w:right w:val="single" w:color="CCCCCC" w:sz="1"/>
-            </w:tcBorders>
-            <w:shd w:fill="F5F9FF" w:val="clear"/>
-          </w:tcPr>
-          <w:p>
-            <w:r>
-              <w:rPr>
-                <w:b w:val="false"/>
-                <w:bCs w:val="false"/>
-                <w:sz w:val="20"/>
-                <w:szCs w:val="20"/>
-              </w:rPr>
               <w:t xml:space="preserve">선택 사항</w:t>
             </w:r>
           </w:p>
@@ -2970,27 +5391,83 @@
       </w:r>
     </w:p>
     <w:p>
+      <w:r>
+        <w:rPr>
+          <w:i/>
+          <w:iCs/>
+          <w:color w:val="5A5A5A"/>
+          <w:sz w:val="20"/>
+          <w:szCs w:val="20"/>
+        </w:rPr>
+        <w:t xml:space="preserve">※ Python 설치 시 반드시 "Add Python to PATH" 체크박스를 선택하십시오.</w:t>
+      </w:r>
+    </w:p>
+    <w:p>
+      <w:r>
+        <w:t xml:space="preserve"/>
+      </w:r>
+    </w:p>
+    <w:p>
       <w:pPr>
         <w:pStyle w:val="Heading2"/>
       </w:pPr>
       <w:r>
-        <w:t xml:space="preserve">5.2 코드 다운로드</w:t>
-      </w:r>
-    </w:p>
-    <w:p>
-      <w:pPr>
-        <w:pStyle w:val="CodeBlock"/>
-      </w:pPr>
-      <w:r>
-        <w:t xml:space="preserve"># 원하는 디렉토리로 이동 (예: D:\projects)</w:t>
-      </w:r>
-    </w:p>
-    <w:p>
-      <w:pPr>
-        <w:pStyle w:val="CodeBlock"/>
-      </w:pPr>
-      <w:r>
-        <w:t xml:space="preserve">cd D:\projects</w:t>
+        <w:t xml:space="preserve">6.2 소스 코드 배치</w:t>
+      </w:r>
+    </w:p>
+    <w:p>
+      <w:r>
+        <w:t xml:space="preserve">소스 코드는 압축 파일 형태로 직접 전달된다. 다음 절차에 따라 배치한다.</w:t>
+      </w:r>
+    </w:p>
+    <w:p>
+      <w:r>
+        <w:t xml:space="preserve"/>
+      </w:r>
+    </w:p>
+    <w:p>
+      <w:pPr>
+        <w:pStyle w:val="ListParagraph"/>
+        <w:numPr>
+          <w:ilvl w:val="0"/>
+          <w:numId w:val="3"/>
+        </w:numPr>
+      </w:pPr>
+      <w:r>
+        <w:t xml:space="preserve">전달받은 압축 파일(예: rcp_5th.zip)을 작업 디렉터리에 복사한다.</w:t>
+      </w:r>
+    </w:p>
+    <w:p>
+      <w:pPr>
+        <w:pStyle w:val="ListParagraph"/>
+        <w:numPr>
+          <w:ilvl w:val="0"/>
+          <w:numId w:val="3"/>
+        </w:numPr>
+      </w:pPr>
+      <w:r>
+        <w:t xml:space="preserve">압축을 해제한다. (Windows 탐색기 우클릭 → '압축 풀기' 또는 아래 PowerShell 명령 사용)</w:t>
+      </w:r>
+    </w:p>
+    <w:p>
+      <w:r>
+        <w:t xml:space="preserve"/>
+      </w:r>
+    </w:p>
+    <w:p>
+      <w:pPr>
+        <w:pStyle w:val="CodeBlock"/>
+      </w:pPr>
+      <w:r>
+        <w:t xml:space="preserve"># PowerShell에서 압축 해제 (예: D:\projects 하위에 풀기)</w:t>
+      </w:r>
+    </w:p>
+    <w:p>
+      <w:pPr>
+        <w:pStyle w:val="CodeBlock"/>
+      </w:pPr>
+      <w:r>
+        <w:t xml:space="preserve">Expand-Archive -Path rcp_5th.zip -DestinationPath D:\projects</w:t>
       </w:r>
     </w:p>
     <w:p>
@@ -3006,31 +5483,15 @@
         <w:pStyle w:val="CodeBlock"/>
       </w:pPr>
       <w:r>
-        <w:t xml:space="preserve"># Git 클론</w:t>
-      </w:r>
-    </w:p>
-    <w:p>
-      <w:pPr>
-        <w:pStyle w:val="CodeBlock"/>
-      </w:pPr>
-      <w:r>
-        <w:t xml:space="preserve">git clone https://github.com/RealGain-5/BE.git rcp_5th</w:t>
-      </w:r>
-    </w:p>
-    <w:p>
-      <w:pPr>
-        <w:pStyle w:val="CodeBlock"/>
-      </w:pPr>
-      <w:r>
-        <w:t xml:space="preserve"> </w:t>
-      </w:r>
-    </w:p>
-    <w:p>
-      <w:pPr>
-        <w:pStyle w:val="CodeBlock"/>
-      </w:pPr>
-      <w:r>
-        <w:t xml:space="preserve">cd rcp_5th</w:t>
+        <w:t xml:space="preserve"># 프로젝트 폴더로 이동</w:t>
+      </w:r>
+    </w:p>
+    <w:p>
+      <w:pPr>
+        <w:pStyle w:val="CodeBlock"/>
+      </w:pPr>
+      <w:r>
+        <w:t xml:space="preserve">cd D:\projects\rcp_5th</w:t>
       </w:r>
     </w:p>
     <w:p>
@@ -3039,11 +5500,117 @@
       </w:r>
     </w:p>
     <w:p>
+      <w:r>
+        <w:t xml:space="preserve">압축 해제 후 예상 디렉터리 구조:</w:t>
+      </w:r>
+    </w:p>
+    <w:p>
+      <w:pPr>
+        <w:pStyle w:val="CodeBlock"/>
+      </w:pPr>
+      <w:r>
+        <w:t xml:space="preserve">D:\projects\rcp_5th\</w:t>
+      </w:r>
+    </w:p>
+    <w:p>
+      <w:pPr>
+        <w:pStyle w:val="CodeBlock"/>
+      </w:pPr>
+      <w:r>
+        <w:t xml:space="preserve">  ├── src\</w:t>
+      </w:r>
+    </w:p>
+    <w:p>
+      <w:pPr>
+        <w:pStyle w:val="CodeBlock"/>
+      </w:pPr>
+      <w:r>
+        <w:t xml:space="preserve">  │   ├── main\</w:t>
+      </w:r>
+    </w:p>
+    <w:p>
+      <w:pPr>
+        <w:pStyle w:val="CodeBlock"/>
+      </w:pPr>
+      <w:r>
+        <w:t xml:space="preserve">  │   ├── preload\</w:t>
+      </w:r>
+    </w:p>
+    <w:p>
+      <w:pPr>
+        <w:pStyle w:val="CodeBlock"/>
+      </w:pPr>
+      <w:r>
+        <w:t xml:space="preserve">  │   └── renderer\</w:t>
+      </w:r>
+    </w:p>
+    <w:p>
+      <w:pPr>
+        <w:pStyle w:val="CodeBlock"/>
+      </w:pPr>
+      <w:r>
+        <w:t xml:space="preserve">  ├── python\</w:t>
+      </w:r>
+    </w:p>
+    <w:p>
+      <w:pPr>
+        <w:pStyle w:val="CodeBlock"/>
+      </w:pPr>
+      <w:r>
+        <w:t xml:space="preserve">  │   ├── model\          ← AI 모델 파일 (.pth)</w:t>
+      </w:r>
+    </w:p>
+    <w:p>
+      <w:pPr>
+        <w:pStyle w:val="CodeBlock"/>
+      </w:pPr>
+      <w:r>
+        <w:t xml:space="preserve">  │   ├── inference_daemon.py</w:t>
+      </w:r>
+    </w:p>
+    <w:p>
+      <w:pPr>
+        <w:pStyle w:val="CodeBlock"/>
+      </w:pPr>
+      <w:r>
+        <w:t xml:space="preserve">  │   └── requirements.txt</w:t>
+      </w:r>
+    </w:p>
+    <w:p>
+      <w:pPr>
+        <w:pStyle w:val="CodeBlock"/>
+      </w:pPr>
+      <w:r>
+        <w:t xml:space="preserve">  ├── docs\</w:t>
+      </w:r>
+    </w:p>
+    <w:p>
+      <w:pPr>
+        <w:pStyle w:val="CodeBlock"/>
+      </w:pPr>
+      <w:r>
+        <w:t xml:space="preserve">  ├── package.json</w:t>
+      </w:r>
+    </w:p>
+    <w:p>
+      <w:pPr>
+        <w:pStyle w:val="CodeBlock"/>
+      </w:pPr>
+      <w:r>
+        <w:t xml:space="preserve">  └── ...</w:t>
+      </w:r>
+    </w:p>
+    <w:p>
+      <w:r>
+        <w:t xml:space="preserve"/>
+      </w:r>
+    </w:p>
+    <w:p>
       <w:pPr>
         <w:pStyle w:val="Heading2"/>
       </w:pPr>
       <w:r>
-        <w:t xml:space="preserve">5.3 Node.js 의존성 설치</w:t>
+        <w:t xml:space="preserve">6.3 Node.js 의존성 설치</w:t>
       </w:r>
     </w:p>
     <w:p>
@@ -3140,7 +5707,7 @@
         <w:pStyle w:val="Heading2"/>
       </w:pPr>
       <w:r>
-        <w:t xml:space="preserve">5.4 Python 가상환경 세팅</w:t>
+        <w:t xml:space="preserve">6.4 Python 가상환경 세팅</w:t>
       </w:r>
     </w:p>
     <w:p>
@@ -3277,12 +5844,12 @@
         <w:pStyle w:val="Heading2"/>
       </w:pPr>
       <w:r>
-        <w:t xml:space="preserve">5.5 AI 모델 파일 배치</w:t>
-      </w:r>
-    </w:p>
-    <w:p>
-      <w:r>
-        <w:t xml:space="preserve">모델 체크포인트는 Git에 포함되지 않을 수 있습니다. 아래 경로 확인 후 없으면 담당자에게 요청하십시오.</w:t>
+        <w:t xml:space="preserve">6.5 AI 모델 파일 배치</w:t>
+      </w:r>
+    </w:p>
+    <w:p>
+      <w:r>
+        <w:t xml:space="preserve">모델 체크포인트는 압축 파일에 포함되지 않을 수 있습니다. 아래 경로에 파일이 있는지 확인하고, 없으면 담당자에게 요청하십시오.</w:t>
       </w:r>
     </w:p>
     <w:p>
@@ -3327,7 +5894,7 @@
         <w:pStyle w:val="Heading2"/>
       </w:pPr>
       <w:r>
-        <w:t xml:space="preserve">5.6 설정 파일 확인</w:t>
+        <w:t xml:space="preserve">6.6 설정 파일 확인</w:t>
       </w:r>
     </w:p>
     <w:p>
@@ -3427,7 +5994,7 @@
         <w:pStyle w:val="Heading1"/>
       </w:pPr>
       <w:r>
-        <w:t xml:space="preserve">6. 개발 모드 실행 방법</w:t>
+        <w:t xml:space="preserve">7. 개발 모드 실행 방법</w:t>
       </w:r>
     </w:p>
     <w:p>
@@ -3435,7 +6002,7 @@
         <w:pStyle w:val="Heading2"/>
       </w:pPr>
       <w:r>
-        <w:t xml:space="preserve">6.1 개발 모드 실행 (HMR 포함)</w:t>
+        <w:t xml:space="preserve">7.1 개발 모드 실행 (HMR 포함)</w:t>
       </w:r>
     </w:p>
     <w:p>
@@ -3461,7 +6028,7 @@
         <w:pStyle w:val="ListParagraph"/>
         <w:numPr>
           <w:ilvl w:val="0"/>
-          <w:numId w:val="3"/>
+          <w:numId w:val="8"/>
         </w:numPr>
       </w:pPr>
       <w:r>
@@ -3473,7 +6040,7 @@
         <w:pStyle w:val="ListParagraph"/>
         <w:numPr>
           <w:ilvl w:val="0"/>
-          <w:numId w:val="3"/>
+          <w:numId w:val="8"/>
         </w:numPr>
       </w:pPr>
       <w:r>
@@ -3485,7 +6052,7 @@
         <w:pStyle w:val="ListParagraph"/>
         <w:numPr>
           <w:ilvl w:val="0"/>
-          <w:numId w:val="3"/>
+          <w:numId w:val="8"/>
         </w:numPr>
       </w:pPr>
       <w:r>
@@ -3497,7 +6064,7 @@
         <w:pStyle w:val="ListParagraph"/>
         <w:numPr>
           <w:ilvl w:val="0"/>
-          <w:numId w:val="3"/>
+          <w:numId w:val="8"/>
         </w:numPr>
       </w:pPr>
       <w:r>
@@ -3514,7 +6081,7 @@
         <w:pStyle w:val="Heading2"/>
       </w:pPr>
       <w:r>
-        <w:t xml:space="preserve">6.2 개발 모드 확인 포인트</w:t>
+        <w:t xml:space="preserve">7.2 개발 모드 확인 포인트</w:t>
       </w:r>
     </w:p>
     <w:p>
@@ -3784,7 +6351,7 @@
         <w:pStyle w:val="Heading2"/>
       </w:pPr>
       <w:r>
-        <w:t xml:space="preserve">6.3 TypeScript 타입 체크</w:t>
+        <w:t xml:space="preserve">7.3 TypeScript 타입 체크</w:t>
       </w:r>
     </w:p>
     <w:p>
@@ -3805,7 +6372,7 @@
         <w:pStyle w:val="Heading1"/>
       </w:pPr>
       <w:r>
-        <w:t xml:space="preserve">7. 프로덕션 빌드 방법</w:t>
+        <w:t xml:space="preserve">8. 프로덕션 빌드 방법</w:t>
       </w:r>
     </w:p>
     <w:p>
@@ -3873,7 +6440,7 @@
         <w:pStyle w:val="Heading1"/>
       </w:pPr>
       <w:r>
-        <w:t xml:space="preserve">8. 주요 파일 위치 빠른 참조</w:t>
+        <w:t xml:space="preserve">9. 주요 파일 위치 빠른 참조</w:t>
       </w:r>
     </w:p>
     <w:p>
@@ -4351,7 +6918,7 @@
         <w:pStyle w:val="Heading1"/>
       </w:pPr>
       <w:r>
-        <w:t xml:space="preserve">9. 미완료 작업 및 인수인계 체크리스트</w:t>
+        <w:t xml:space="preserve">10. 미완료 작업 및 인수인계 체크리스트</w:t>
       </w:r>
     </w:p>
     <w:p>
@@ -5043,6 +7610,36 @@
     </w:lvlOverride>
   </w:num>
   <w:num w:numId="3">
+    <w:abstractNumId w:val="4"/>
+    <w:lvlOverride w:ilvl="0">
+      <w:startOverride w:val="1"/>
+    </w:lvlOverride>
+  </w:num>
+  <w:num w:numId="4">
+    <w:abstractNumId w:val="5"/>
+    <w:lvlOverride w:ilvl="0">
+      <w:startOverride w:val="1"/>
+    </w:lvlOverride>
+  </w:num>
+  <w:num w:numId="5">
+    <w:abstractNumId w:val="6"/>
+    <w:lvlOverride w:ilvl="0">
+      <w:startOverride w:val="1"/>
+    </w:lvlOverride>
+  </w:num>
+  <w:num w:numId="6">
+    <w:abstractNumId w:val="7"/>
+    <w:lvlOverride w:ilvl="0">
+      <w:startOverride w:val="1"/>
+    </w:lvlOverride>
+  </w:num>
+  <w:num w:numId="7">
+    <w:abstractNumId w:val="8"/>
+    <w:lvlOverride w:ilvl="0">
+      <w:startOverride w:val="1"/>
+    </w:lvlOverride>
+  </w:num>
+  <w:num w:numId="8">
     <w:abstractNumId w:val="3"/>
     <w:lvlOverride w:ilvl="0">
       <w:startOverride w:val="1"/>
